--- a/pr-preview/pr-78/chapters/21-g-methods-time-varying-tracked-changes.docx
+++ b/pr-preview/pr-78/chapters/21-g-methods-time-varying-tracked-changes.docx
@@ -2043,7 +2043,7 @@
     </w:p>
     <w:bookmarkEnd w:id="11"/>
     <w:bookmarkEnd w:id="12"/>
-    <w:bookmarkStart w:id="17" w:name="X15b96505e36e41c0848438279dcfc436e41ae2d"/>
+    <w:bookmarkStart w:id="18" w:name="X15b96505e36e41c0848438279dcfc436e41ae2d"/>
     <w:p>
       <w:pPr>
         <w:pStyle w:val="Heading2"/>
@@ -2668,7 +2668,7 @@
         <w:t xml:space="preserve">under sequential exchangeability.</w:t>
       </w:r>
     </w:p>
-    <w:bookmarkStart w:id="14" w:name="marginal-structural-models"/>
+    <w:bookmarkStart w:id="15" w:name="marginal-structural-models"/>
     <w:p>
       <w:pPr>
         <w:pStyle w:val="Heading3"/>
@@ -2681,182 +2681,289 @@
       <w:pPr>
         <w:pStyle w:val="FirstParagraph"/>
       </w:pPr>
-      <w:r>
-        <w:t xml:space="preserve">IP weighting for time-varying treatments is typically embedded in</w:t>
-      </w:r>
-      <w:r>
-        <w:t xml:space="preserve"> </w:t>
-      </w:r>
-      <w:r>
-        <w:t xml:space="preserve">a</w:t>
-      </w:r>
-      <w:r>
-        <w:t xml:space="preserve"> </w:t>
-      </w:r>
-      <w:r>
-        <w:rPr>
-          <w:b/>
-          <w:bCs/>
-        </w:rPr>
-        <w:t xml:space="preserve">marginal structural model</w:t>
-      </w:r>
-      <w:r>
-        <w:t xml:space="preserve"> </w:t>
-      </w:r>
-      <w:r>
-        <w:t xml:space="preserve">(MSM) for the counterfactual mean:</w:t>
-      </w:r>
+      <w:ins w:id="26" w:author="PR Preview" w:date="2024-01-01T00:00:00Z">
+        <w:r>
+          <w:t xml:space="preserve">IP weighting for time-varying treatments is typically embedded in</w:t>
+        </w:r>
+      </w:ins>
+      <w:ins w:id="26" w:author="PR Preview" w:date="2024-01-01T00:00:00Z">
+        <w:r>
+          <w:t xml:space="preserve"> </w:t>
+        </w:r>
+      </w:ins>
+      <w:ins w:id="26" w:author="PR Preview" w:date="2024-01-01T00:00:00Z">
+        <w:r>
+          <w:t xml:space="preserve">a marginal structural model (MSM) for the counterfactual mean.</w:t>
+        </w:r>
+      </w:ins>
     </w:p>
+    <w:tbl>
+      <w:tblPr>
+        <w:tblStyle w:val="Table"/>
+        <w:tblInd w:w="164" w:type="dxa"/>
+        <w:tblBorders>
+          <w:left w:val="single" w:sz="24" w:space="0" w:color="909090"/>
+        </w:tblBorders>
+        <w:tblCellMar>
+          <w:left w:w="0" w:type="dxa"/>
+          <w:right w:w="0" w:type="dxa"/>
+        </w:tblCellMar>
+        <w:tblLook w:firstRow="0" w:lastRow="0" w:firstColumn="0" w:lastColumn="0" w:noHBand="0" w:noVBand="0" w:val="0000"/>
+      </w:tblPr>
+      <w:tblGrid>
+        <w:gridCol w:w="7920"/>
+      </w:tblGrid>
+      <w:tr>
+        <w:trPr>
+          <w:cantSplit/>
+        </w:trPr>
+        <w:tc>
+          <w:tcPr>
+            <w:tcMar>
+              <w:left w:w="144" w:type="dxa"/>
+            </w:tcMar>
+          </w:tcPr>
+          <w:p>
+            <w:pPr>
+              <w:pStyle w:val="BodyText"/>
+            </w:pPr>
+            <w:pPr>
+              <w:spacing w:before="16" w:after="64"/>
+            </w:pPr>
+          </w:p>
+          <w:bookmarkStart w:id="14" w:name="def-msm-tv"/>
+          <w:p>
+            <w:pPr>
+              <w:pStyle w:val="BodyText"/>
+            </w:pPr>
+            <w:r>
+              <w:rPr>
+                <w:b/>
+                <w:bCs/>
+              </w:rPr>
+              <w:t xml:space="preserve">Definition 3 (Marginal Structural Model for Time-Varying Treatments)</w:t>
+            </w:r>
+            <w:r>
+              <w:t xml:space="preserve"> </w:t>
+            </w:r>
+            <w:r>
+              <w:t xml:space="preserve">A marginal structural model for the counterfactual mean</w:t>
+            </w:r>
+            <w:r>
+              <w:t xml:space="preserve"> </w:t>
+            </w:r>
+            <m:oMath>
+              <m:r>
+                <m:rPr>
+                  <m:nor/>
+                  <m:sty m:val="p"/>
+                </m:rPr>
+                <m:t>E</m:t>
+              </m:r>
+              <m:d>
+                <m:dPr>
+                  <m:begChr m:val="["/>
+                  <m:sepChr m:val=""/>
+                  <m:endChr m:val="]"/>
+                  <m:grow/>
+                </m:dPr>
+                <m:e>
+                  <m:sSup>
+                    <m:e>
+                      <m:r>
+                        <m:t>Y</m:t>
+                      </m:r>
+                    </m:e>
+                    <m:sup>
+                      <m:sSub>
+                        <m:e>
+                          <m:acc>
+                            <m:accPr>
+                              <m:chr m:val="‾"/>
+                            </m:accPr>
+                            <m:e>
+                              <m:r>
+                                <m:t>a</m:t>
+                              </m:r>
+                            </m:e>
+                          </m:acc>
+                        </m:e>
+                        <m:sub>
+                          <m:r>
+                            <m:t>K</m:t>
+                          </m:r>
+                        </m:sub>
+                      </m:sSub>
+                    </m:sup>
+                  </m:sSup>
+                </m:e>
+              </m:d>
+            </m:oMath>
+            <w:r>
+              <w:t xml:space="preserve"> </w:t>
+            </w:r>
+            <w:r>
+              <w:t xml:space="preserve">takes the form</w:t>
+            </w:r>
+          </w:p>
+          <w:p>
+            <w:pPr>
+              <w:pStyle w:val="BodyText"/>
+            </w:pPr>
+            <m:oMathPara>
+              <m:oMathParaPr>
+                <m:jc m:val="center"/>
+              </m:oMathParaPr>
+              <m:oMath>
+                <m:r>
+                  <m:rPr>
+                    <m:nor/>
+                    <m:sty m:val="p"/>
+                  </m:rPr>
+                  <m:t>E</m:t>
+                </m:r>
+                <m:d>
+                  <m:dPr>
+                    <m:begChr m:val="["/>
+                    <m:sepChr m:val=""/>
+                    <m:endChr m:val="]"/>
+                    <m:grow/>
+                  </m:dPr>
+                  <m:e>
+                    <m:sSup>
+                      <m:e>
+                        <m:r>
+                          <m:t>Y</m:t>
+                        </m:r>
+                      </m:e>
+                      <m:sup>
+                        <m:sSub>
+                          <m:e>
+                            <m:acc>
+                              <m:accPr>
+                                <m:chr m:val="‾"/>
+                              </m:accPr>
+                              <m:e>
+                                <m:r>
+                                  <m:t>a</m:t>
+                                </m:r>
+                              </m:e>
+                            </m:acc>
+                          </m:e>
+                          <m:sub>
+                            <m:r>
+                              <m:t>K</m:t>
+                            </m:r>
+                          </m:sub>
+                        </m:sSub>
+                      </m:sup>
+                    </m:sSup>
+                  </m:e>
+                </m:d>
+                <m:r>
+                  <m:rPr>
+                    <m:sty m:val="p"/>
+                  </m:rPr>
+                  <m:t>=</m:t>
+                </m:r>
+                <m:r>
+                  <m:t>m</m:t>
+                </m:r>
+                <m:r>
+                  <m:rPr>
+                    <m:sty m:val="p"/>
+                  </m:rPr>
+                  <m:t>(</m:t>
+                </m:r>
+                <m:sSub>
+                  <m:e>
+                    <m:acc>
+                      <m:accPr>
+                        <m:chr m:val="‾"/>
+                      </m:accPr>
+                      <m:e>
+                        <m:r>
+                          <m:t>a</m:t>
+                        </m:r>
+                      </m:e>
+                    </m:acc>
+                  </m:e>
+                  <m:sub>
+                    <m:r>
+                      <m:t>K</m:t>
+                    </m:r>
+                  </m:sub>
+                </m:sSub>
+                <m:r>
+                  <m:rPr>
+                    <m:sty m:val="p"/>
+                  </m:rPr>
+                  <m:t>;</m:t>
+                </m:r>
+                <m:r>
+                  <m:t>β</m:t>
+                </m:r>
+                <m:r>
+                  <m:rPr>
+                    <m:sty m:val="p"/>
+                  </m:rPr>
+                  <m:t>)</m:t>
+                </m:r>
+                <m:r>
+                  <m:rPr>
+                    <m:sty m:val="p"/>
+                  </m:rPr>
+                  <m:t>,</m:t>
+                </m:r>
+              </m:oMath>
+            </m:oMathPara>
+          </w:p>
+          <w:p>
+            <w:pPr>
+              <w:pStyle w:val="FirstParagraph"/>
+            </w:pPr>
+            <w:r>
+              <w:t xml:space="preserve">where</w:t>
+            </w:r>
+            <w:r>
+              <w:t xml:space="preserve"> </w:t>
+            </w:r>
+            <m:oMath>
+              <m:r>
+                <m:t>m</m:t>
+              </m:r>
+            </m:oMath>
+            <w:r>
+              <w:t xml:space="preserve"> </w:t>
+            </w:r>
+            <w:r>
+              <w:t xml:space="preserve">is a parametric model (e.g., logistic or linear) indexed by</w:t>
+            </w:r>
+            <w:r>
+              <w:t xml:space="preserve"> </w:t>
+            </w:r>
+            <m:oMath>
+              <m:r>
+                <m:t>β</m:t>
+              </m:r>
+            </m:oMath>
+            <w:r>
+              <w:t xml:space="preserve">.</w:t>
+            </w:r>
+          </w:p>
+          <w:bookmarkEnd w:id="14"/>
+        </w:tc>
+      </w:tr>
+    </w:tbl>
     <w:p>
       <w:pPr>
         <w:pStyle w:val="BodyText"/>
       </w:pPr>
-      <m:oMathPara>
-        <m:oMathParaPr>
-          <m:jc m:val="center"/>
-        </m:oMathParaPr>
-        <m:oMath>
-          <m:r>
-            <m:rPr>
-              <m:nor/>
-              <m:sty m:val="p"/>
-            </m:rPr>
-            <m:t>E</m:t>
-          </m:r>
-          <m:d>
-            <m:dPr>
-              <m:begChr m:val="["/>
-              <m:sepChr m:val=""/>
-              <m:endChr m:val="]"/>
-              <m:grow/>
-            </m:dPr>
-            <m:e>
-              <m:sSup>
-                <m:e>
-                  <m:r>
-                    <m:t>Y</m:t>
-                  </m:r>
-                </m:e>
-                <m:sup>
-                  <m:sSub>
-                    <m:e>
-                      <m:acc>
-                        <m:accPr>
-                          <m:chr m:val="‾"/>
-                        </m:accPr>
-                        <m:e>
-                          <m:r>
-                            <m:t>a</m:t>
-                          </m:r>
-                        </m:e>
-                      </m:acc>
-                    </m:e>
-                    <m:sub>
-                      <m:r>
-                        <m:t>K</m:t>
-                      </m:r>
-                    </m:sub>
-                  </m:sSub>
-                </m:sup>
-              </m:sSup>
-            </m:e>
-          </m:d>
-          <m:r>
-            <m:rPr>
-              <m:sty m:val="p"/>
-            </m:rPr>
-            <m:t>=</m:t>
-          </m:r>
-          <m:r>
-            <m:t>m</m:t>
-          </m:r>
-          <m:r>
-            <m:rPr>
-              <m:sty m:val="p"/>
-            </m:rPr>
-            <m:t>(</m:t>
-          </m:r>
-          <m:sSub>
-            <m:e>
-              <m:acc>
-                <m:accPr>
-                  <m:chr m:val="‾"/>
-                </m:accPr>
-                <m:e>
-                  <m:r>
-                    <m:t>a</m:t>
-                  </m:r>
-                </m:e>
-              </m:acc>
-            </m:e>
-            <m:sub>
-              <m:r>
-                <m:t>K</m:t>
-              </m:r>
-            </m:sub>
-          </m:sSub>
-          <m:r>
-            <m:rPr>
-              <m:sty m:val="p"/>
-            </m:rPr>
-            <m:t>;</m:t>
-          </m:r>
-          <m:r>
-            <m:t>β</m:t>
-          </m:r>
-          <m:r>
-            <m:rPr>
-              <m:sty m:val="p"/>
-            </m:rPr>
-            <m:t>)</m:t>
-          </m:r>
-          <m:r>
-            <m:rPr>
-              <m:sty m:val="p"/>
-            </m:rPr>
-            <m:t>,</m:t>
-          </m:r>
-        </m:oMath>
-      </m:oMathPara>
-    </w:p>
-    <w:p>
-      <w:pPr>
-        <w:pStyle w:val="FirstParagraph"/>
-      </w:pPr>
-      <w:r>
-        <w:t xml:space="preserve">where</w:t>
-      </w:r>
-      <w:r>
-        <w:t xml:space="preserve"> </w:t>
-      </w:r>
-      <m:oMath>
-        <m:r>
-          <m:t>m</m:t>
-        </m:r>
-      </m:oMath>
-      <w:r>
-        <w:t xml:space="preserve"> </w:t>
-      </w:r>
-      <w:r>
-        <w:t xml:space="preserve">is a parametric model (e.g., logistic or linear) indexed by</w:t>
-      </w:r>
-      <w:r>
-        <w:t xml:space="preserve"> </w:t>
-      </w:r>
-      <m:oMath>
-        <m:r>
-          <m:t>β</m:t>
-        </m:r>
-      </m:oMath>
-      <w:r>
-        <w:t xml:space="preserve">.</w:t>
-      </w:r>
-      <w:r>
-        <w:t xml:space="preserve"> </w:t>
-      </w:r>
-      <w:r>
-        <w:t xml:space="preserve">The MSM parameters are estimated by solving weighted estimating equations:</w:t>
-      </w:r>
+      <w:ins w:id="27" w:author="PR Preview" w:date="2024-01-01T00:00:00Z">
+        <w:r>
+          <w:t xml:space="preserve">The MSM parameters are estimated by solving weighted estimating equations:</w:t>
+        </w:r>
+      </w:ins>
     </w:p>
     <w:p>
       <w:pPr>
@@ -3416,8 +3523,8 @@
         <w:t xml:space="preserve">.</w:t>
       </w:r>
     </w:p>
-    <w:bookmarkEnd w:id="14"/>
-    <w:bookmarkStart w:id="16" w:name="censoring-weights"/>
+    <w:bookmarkEnd w:id="15"/>
+    <w:bookmarkStart w:id="17" w:name="censoring-weights"/>
     <w:p>
       <w:pPr>
         <w:pStyle w:val="Heading3"/>
@@ -3474,7 +3581,7 @@
               <w:spacing w:before="16" w:after="64"/>
             </w:pPr>
           </w:p>
-          <w:bookmarkStart w:id="15" w:name="def-censoring-weights"/>
+          <w:bookmarkStart w:id="16" w:name="def-censoring-weights"/>
           <w:p>
             <w:pPr>
               <w:pStyle w:val="BodyText"/>
@@ -3484,7 +3591,7 @@
                 <w:b/>
                 <w:bCs/>
               </w:rPr>
-              <w:t xml:space="preserve">Definition 3 (Stabilized Censoring IP Weights)</w:t>
+              <w:t xml:space="preserve">Definition 4 (Stabilized Censoring IP Weights)</w:t>
             </w:r>
             <w:r>
               <w:t xml:space="preserve"> </w:t>
@@ -3870,7 +3977,7 @@
               </m:oMath>
             </m:oMathPara>
           </w:p>
-          <w:bookmarkEnd w:id="15"/>
+          <w:bookmarkEnd w:id="16"/>
         </w:tc>
       </w:tr>
     </w:tbl>
@@ -3983,9 +4090,9 @@
         <w:t xml:space="preserve">to represent the full cohort).</w:t>
       </w:r>
     </w:p>
-    <w:bookmarkEnd w:id="16"/>
     <w:bookmarkEnd w:id="17"/>
-    <w:bookmarkStart w:id="19" w:name="Xda118a4b1dcafc2149b9d829c663dcffb2b5a7b"/>
+    <w:bookmarkEnd w:id="18"/>
+    <w:bookmarkStart w:id="20" w:name="Xda118a4b1dcafc2149b9d829c663dcffb2b5a7b"/>
     <w:p>
       <w:pPr>
         <w:pStyle w:val="Heading2"/>
@@ -4093,7 +4200,7 @@
               <w:spacing w:before="16" w:after="64"/>
             </w:pPr>
           </w:p>
-          <w:bookmarkStart w:id="18" w:name="def-dr-tv"/>
+          <w:bookmarkStart w:id="19" w:name="def-dr-tv"/>
           <w:p>
             <w:pPr>
               <w:pStyle w:val="BodyText"/>
@@ -4103,7 +4210,7 @@
                 <w:b/>
                 <w:bCs/>
               </w:rPr>
-              <w:t xml:space="preserve">Definition 4 (Doubly Robust Estimator (Augmented IPW))</w:t>
+              <w:t xml:space="preserve">Definition 5 (Doubly Robust Estimator (Augmented IPW))</w:t>
             </w:r>
             <w:r>
               <w:t xml:space="preserve"> </w:t>
@@ -4662,7 +4769,7 @@
               <w:t xml:space="preserve">.</w:t>
             </w:r>
           </w:p>
-          <w:bookmarkEnd w:id="18"/>
+          <w:bookmarkEnd w:id="19"/>
         </w:tc>
       </w:tr>
     </w:tbl>
@@ -5123,8 +5230,8 @@
         <w:t xml:space="preserve">that incorporates outcome model targeting for improved finite-sample performance.</w:t>
       </w:r>
     </w:p>
-    <w:bookmarkEnd w:id="19"/>
-    <w:bookmarkStart w:id="23" w:name="Xe2555f5579589ca75dc14664fd03780761e63ef"/>
+    <w:bookmarkEnd w:id="20"/>
+    <w:bookmarkStart w:id="25" w:name="Xe2555f5579589ca75dc14664fd03780761e63ef"/>
     <w:p>
       <w:pPr>
         <w:pStyle w:val="Heading2"/>
@@ -5239,7 +5346,7 @@
               <w:spacing w:before="16" w:after="64"/>
             </w:pPr>
           </w:p>
-          <w:bookmarkStart w:id="20" w:name="def-snmm"/>
+          <w:bookmarkStart w:id="21" w:name="def-snmm"/>
           <w:p>
             <w:pPr>
               <w:pStyle w:val="BodyText"/>
@@ -5249,7 +5356,7 @@
                 <w:b/>
                 <w:bCs/>
               </w:rPr>
-              <w:t xml:space="preserve">Definition 5 (Structural Nested Mean Model (SNMM))</w:t>
+              <w:t xml:space="preserve">Definition 6 (Structural Nested Mean Model (SNMM))</w:t>
             </w:r>
             <w:r>
               <w:t xml:space="preserve"> </w:t>
@@ -5898,7 +6005,7 @@
               <w:t xml:space="preserve">onward.</w:t>
             </w:r>
           </w:p>
-          <w:bookmarkEnd w:id="20"/>
+          <w:bookmarkEnd w:id="21"/>
         </w:tc>
       </w:tr>
     </w:tbl>
@@ -6158,7 +6265,7 @@
         <w:t xml:space="preserve">where the modifier might be a baseline or time-varying covariate.</w:t>
       </w:r>
     </w:p>
-    <w:bookmarkStart w:id="21" w:name="g-estimation-algorithm"/>
+    <w:bookmarkStart w:id="22" w:name="g-estimation-algorithm"/>
     <w:p>
       <w:pPr>
         <w:pStyle w:val="Heading3"/>
@@ -7315,8 +7422,8 @@
         <w:t xml:space="preserve">requires additional computation.</w:t>
       </w:r>
     </w:p>
-    <w:bookmarkEnd w:id="21"/>
-    <w:bookmarkStart w:id="22" w:name="Xda229261f2cecd71f52256911ebcbbc10725fee"/>
+    <w:bookmarkEnd w:id="22"/>
+    <w:bookmarkStart w:id="24" w:name="Xda229261f2cecd71f52256911ebcbbc10725fee"/>
     <w:p>
       <w:pPr>
         <w:pStyle w:val="Heading3"/>
@@ -7329,159 +7436,248 @@
       <w:pPr>
         <w:pStyle w:val="FirstParagraph"/>
       </w:pPr>
-      <w:r>
-        <w:t xml:space="preserve">A related family of models,</w:t>
-      </w:r>
-      <w:r>
-        <w:t xml:space="preserve"> </w:t>
-      </w:r>
-      <w:r>
-        <w:rPr>
-          <w:b/>
-          <w:bCs/>
-        </w:rPr>
-        <w:t xml:space="preserve">rank-preserving structural failure time models</w:t>
-      </w:r>
-      <w:r>
-        <w:t xml:space="preserve"> </w:t>
-      </w:r>
-      <w:r>
-        <w:t xml:space="preserve">(RP-SFTMs),</w:t>
-      </w:r>
-      <w:r>
-        <w:t xml:space="preserve"> </w:t>
-      </w:r>
-      <w:r>
-        <w:t xml:space="preserve">extends g-estimation to survival outcomes.</w:t>
-      </w:r>
-      <w:r>
-        <w:t xml:space="preserve"> </w:t>
-      </w:r>
-      <w:r>
-        <w:t xml:space="preserve">The RP-SFTM posits that treatment</w:t>
-      </w:r>
-      <w:r>
-        <w:t xml:space="preserve"> </w:t>
-      </w:r>
-      <m:oMath>
-        <m:sSub>
-          <m:e>
-            <m:r>
-              <m:t>a</m:t>
-            </m:r>
-          </m:e>
-          <m:sub>
-            <m:r>
-              <m:t>k</m:t>
-            </m:r>
-          </m:sub>
-        </m:sSub>
-      </m:oMath>
-      <w:r>
-        <w:t xml:space="preserve"> </w:t>
-      </w:r>
-      <w:r>
-        <w:t xml:space="preserve">accelerates or decelerates the failure time</w:t>
-      </w:r>
-      <w:r>
-        <w:t xml:space="preserve"> </w:t>
-      </w:r>
-      <w:r>
-        <w:t xml:space="preserve">by a multiplicable factor</w:t>
-      </w:r>
-      <w:r>
-        <w:t xml:space="preserve"> </w:t>
-      </w:r>
-      <m:oMath>
-        <m:r>
-          <m:rPr>
-            <m:nor/>
-            <m:sty m:val="p"/>
-          </m:rPr>
-          <m:t>exp</m:t>
-        </m:r>
-        <m:d>
-          <m:dPr>
-            <m:begChr m:val="{"/>
-            <m:sepChr m:val=""/>
-            <m:endChr m:val="}"/>
-            <m:grow/>
-          </m:dPr>
-          <m:e>
-            <m:r>
-              <m:rPr>
-                <m:sty m:val="p"/>
-              </m:rPr>
-              <m:t>(</m:t>
-            </m:r>
-          </m:e>
-        </m:d>
-        <m:r>
-          <m:t>ψ</m:t>
-        </m:r>
-        <m:sSub>
-          <m:e>
-            <m:r>
-              <m:t>a</m:t>
-            </m:r>
-          </m:e>
-          <m:sub>
-            <m:r>
-              <m:t>k</m:t>
-            </m:r>
-          </m:sub>
-        </m:sSub>
-        <m:r>
-          <m:rPr>
-            <m:sty m:val="p"/>
-          </m:rPr>
-          <m:t>)</m:t>
-        </m:r>
-      </m:oMath>
-      <w:r>
-        <w:t xml:space="preserve">,</w:t>
-      </w:r>
-      <w:r>
-        <w:t xml:space="preserve"> </w:t>
-      </w:r>
-      <w:r>
-        <w:t xml:space="preserve">and g-estimation proceeds by finding the</w:t>
-      </w:r>
-      <w:r>
-        <w:t xml:space="preserve"> </w:t>
-      </w:r>
+      <w:ins w:id="71" w:author="PR Preview" w:date="2024-01-01T00:00:00Z">
+        <w:r>
+          <w:t xml:space="preserve">A related family of models,</w:t>
+        </w:r>
+      </w:ins>
+      <w:ins w:id="71" w:author="PR Preview" w:date="2024-01-01T00:00:00Z">
+        <w:r>
+          <w:t xml:space="preserve"> </w:t>
+        </w:r>
+      </w:ins>
+      <w:ins w:id="71" w:author="PR Preview" w:date="2024-01-01T00:00:00Z">
+        <w:r>
+          <w:rPr>
+            <w:b/>
+            <w:bCs/>
+          </w:rPr>
+          <w:t xml:space="preserve">rank-preserving structural failure time models</w:t>
+        </w:r>
+      </w:ins>
+      <w:ins w:id="71" w:author="PR Preview" w:date="2024-01-01T00:00:00Z">
+        <w:r>
+          <w:t xml:space="preserve"> </w:t>
+        </w:r>
+      </w:ins>
+      <w:ins w:id="71" w:author="PR Preview" w:date="2024-01-01T00:00:00Z">
+        <w:r>
+          <w:t xml:space="preserve">(RP-SFTMs),</w:t>
+        </w:r>
+      </w:ins>
+      <w:ins w:id="71" w:author="PR Preview" w:date="2024-01-01T00:00:00Z">
+        <w:r>
+          <w:t xml:space="preserve"> </w:t>
+        </w:r>
+      </w:ins>
+      <w:ins w:id="71" w:author="PR Preview" w:date="2024-01-01T00:00:00Z">
+        <w:r>
+          <w:t xml:space="preserve">extends g-estimation to survival outcomes.</w:t>
+        </w:r>
+      </w:ins>
+    </w:p>
+    <w:tbl>
+      <w:tblPr>
+        <w:tblStyle w:val="Table"/>
+        <w:tblInd w:w="164" w:type="dxa"/>
+        <w:tblBorders>
+          <w:left w:val="single" w:sz="24" w:space="0" w:color="909090"/>
+        </w:tblBorders>
+        <w:tblCellMar>
+          <w:left w:w="0" w:type="dxa"/>
+          <w:right w:w="0" w:type="dxa"/>
+        </w:tblCellMar>
+        <w:tblLook w:firstRow="0" w:lastRow="0" w:firstColumn="0" w:lastColumn="0" w:noHBand="0" w:noVBand="0" w:val="0000"/>
+      </w:tblPr>
+      <w:tblGrid>
+        <w:gridCol w:w="7920"/>
+      </w:tblGrid>
+      <w:tr>
+        <w:trPr>
+          <w:cantSplit/>
+        </w:trPr>
+        <w:tc>
+          <w:tcPr>
+            <w:tcMar>
+              <w:left w:w="144" w:type="dxa"/>
+            </w:tcMar>
+          </w:tcPr>
+          <w:p>
+            <w:pPr>
+              <w:pStyle w:val="BodyText"/>
+            </w:pPr>
+            <w:pPr>
+              <w:spacing w:before="16" w:after="64"/>
+            </w:pPr>
+          </w:p>
+          <w:bookmarkStart w:id="23" w:name="def-rp-sftm"/>
+          <w:p>
+            <w:pPr>
+              <w:pStyle w:val="BodyText"/>
+            </w:pPr>
+            <w:r>
+              <w:rPr>
+                <w:b/>
+                <w:bCs/>
+              </w:rPr>
+              <w:t xml:space="preserve">Definition 7 (Rank-Preserving Structural Failure Time Model (RP-SFTM))</w:t>
+            </w:r>
+            <w:r>
+              <w:t xml:space="preserve"> </w:t>
+            </w:r>
+            <w:r>
+              <w:t xml:space="preserve">An RP-SFTM posits that treatment</w:t>
+            </w:r>
+            <w:r>
+              <w:t xml:space="preserve"> </w:t>
+            </w:r>
+            <m:oMath>
+              <m:sSub>
+                <m:e>
+                  <m:r>
+                    <m:t>a</m:t>
+                  </m:r>
+                </m:e>
+                <m:sub>
+                  <m:r>
+                    <m:t>k</m:t>
+                  </m:r>
+                </m:sub>
+              </m:sSub>
+            </m:oMath>
+            <w:r>
+              <w:t xml:space="preserve"> </w:t>
+            </w:r>
+            <w:r>
+              <w:t xml:space="preserve">accelerates or decelerates the failure time</w:t>
+            </w:r>
+            <w:r>
+              <w:t xml:space="preserve"> </w:t>
+            </w:r>
+            <w:r>
+              <w:t xml:space="preserve">by a multiplicative factor</w:t>
+            </w:r>
+            <w:r>
+              <w:t xml:space="preserve"> </w:t>
+            </w:r>
+            <m:oMath>
+              <m:r>
+                <m:rPr>
+                  <m:nor/>
+                  <m:sty m:val="p"/>
+                </m:rPr>
+                <m:t>exp</m:t>
+              </m:r>
+              <m:d>
+                <m:dPr>
+                  <m:begChr m:val="{"/>
+                  <m:sepChr m:val=""/>
+                  <m:endChr m:val="}"/>
+                  <m:grow/>
+                </m:dPr>
+                <m:e>
+                  <m:r>
+                    <m:rPr>
+                      <m:sty m:val="p"/>
+                    </m:rPr>
+                    <m:t>(</m:t>
+                  </m:r>
+                </m:e>
+              </m:d>
+              <m:r>
+                <m:t>ψ</m:t>
+              </m:r>
+              <m:sSub>
+                <m:e>
+                  <m:r>
+                    <m:t>a</m:t>
+                  </m:r>
+                </m:e>
+                <m:sub>
+                  <m:r>
+                    <m:t>k</m:t>
+                  </m:r>
+                </m:sub>
+              </m:sSub>
+              <m:r>
+                <m:rPr>
+                  <m:sty m:val="p"/>
+                </m:rPr>
+                <m:t>)</m:t>
+              </m:r>
+            </m:oMath>
+            <w:r>
+              <w:t xml:space="preserve">.</w:t>
+            </w:r>
+          </w:p>
+          <w:bookmarkEnd w:id="23"/>
+        </w:tc>
+      </w:tr>
+    </w:tbl>
+    <w:p>
+      <w:pPr>
+        <w:pStyle w:val="BodyText"/>
+      </w:pPr>
+      <w:ins w:id="72" w:author="PR Preview" w:date="2024-01-01T00:00:00Z">
+        <w:r>
+          <w:t xml:space="preserve">G-estimation proceeds by finding the</w:t>
+        </w:r>
+      </w:ins>
+      <w:ins w:id="72" w:author="PR Preview" w:date="2024-01-01T00:00:00Z">
+        <w:r>
+          <w:t xml:space="preserve"> </w:t>
+        </w:r>
+      </w:ins>
       <m:oMath>
         <m:r>
           <m:t>ψ</m:t>
         </m:r>
       </m:oMath>
-      <w:r>
-        <w:t xml:space="preserve"> </w:t>
-      </w:r>
-      <w:r>
-        <w:t xml:space="preserve">that makes</w:t>
-      </w:r>
-      <w:r>
-        <w:t xml:space="preserve"> </w:t>
-      </w:r>
-      <w:r>
-        <w:t xml:space="preserve">the</w:t>
-      </w:r>
-      <w:r>
-        <w:t xml:space="preserve"> </w:t>
-      </w:r>
-      <w:r>
-        <w:t xml:space="preserve">“counterfactual failure time under no treatment”</w:t>
-      </w:r>
-      <w:r>
-        <w:t xml:space="preserve"> </w:t>
-      </w:r>
-      <w:r>
-        <w:t xml:space="preserve">independent of</w:t>
-      </w:r>
-      <w:r>
-        <w:t xml:space="preserve"> </w:t>
-      </w:r>
+      <w:ins w:id="72" w:author="PR Preview" w:date="2024-01-01T00:00:00Z">
+        <w:r>
+          <w:t xml:space="preserve"> </w:t>
+        </w:r>
+      </w:ins>
+      <w:ins w:id="72" w:author="PR Preview" w:date="2024-01-01T00:00:00Z">
+        <w:r>
+          <w:t xml:space="preserve">that makes</w:t>
+        </w:r>
+      </w:ins>
+      <w:ins w:id="72" w:author="PR Preview" w:date="2024-01-01T00:00:00Z">
+        <w:r>
+          <w:t xml:space="preserve"> </w:t>
+        </w:r>
+      </w:ins>
+      <w:ins w:id="72" w:author="PR Preview" w:date="2024-01-01T00:00:00Z">
+        <w:r>
+          <w:t xml:space="preserve">the</w:t>
+        </w:r>
+      </w:ins>
+      <w:ins w:id="72" w:author="PR Preview" w:date="2024-01-01T00:00:00Z">
+        <w:r>
+          <w:t xml:space="preserve"> </w:t>
+        </w:r>
+      </w:ins>
+      <w:ins w:id="72" w:author="PR Preview" w:date="2024-01-01T00:00:00Z">
+        <w:r>
+          <w:t xml:space="preserve">“counterfactual failure time under no treatment”</w:t>
+        </w:r>
+      </w:ins>
+      <w:ins w:id="72" w:author="PR Preview" w:date="2024-01-01T00:00:00Z">
+        <w:r>
+          <w:t xml:space="preserve"> </w:t>
+        </w:r>
+      </w:ins>
+      <w:ins w:id="72" w:author="PR Preview" w:date="2024-01-01T00:00:00Z">
+        <w:r>
+          <w:t xml:space="preserve">independent of</w:t>
+        </w:r>
+      </w:ins>
+      <w:ins w:id="72" w:author="PR Preview" w:date="2024-01-01T00:00:00Z">
+        <w:r>
+          <w:t xml:space="preserve"> </w:t>
+        </w:r>
+      </w:ins>
       <m:oMath>
         <m:sSub>
           <m:e>
@@ -7496,16 +7692,20 @@
           </m:sub>
         </m:sSub>
       </m:oMath>
-      <w:r>
-        <w:t xml:space="preserve"> </w:t>
-      </w:r>
-      <w:r>
-        <w:t xml:space="preserve">given past history.</w:t>
-      </w:r>
+      <w:ins w:id="72" w:author="PR Preview" w:date="2024-01-01T00:00:00Z">
+        <w:r>
+          <w:t xml:space="preserve"> </w:t>
+        </w:r>
+      </w:ins>
+      <w:ins w:id="72" w:author="PR Preview" w:date="2024-01-01T00:00:00Z">
+        <w:r>
+          <w:t xml:space="preserve">given past history.</w:t>
+        </w:r>
+      </w:ins>
     </w:p>
-    <w:bookmarkEnd w:id="22"/>
-    <w:bookmarkEnd w:id="23"/>
-    <w:bookmarkStart w:id="26" w:name="Xcde987c51993080c17745fe2e76dc551a451fd5"/>
+    <w:bookmarkEnd w:id="24"/>
+    <w:bookmarkEnd w:id="25"/>
+    <w:bookmarkStart w:id="29" w:name="Xcde987c51993080c17745fe2e76dc551a451fd5"/>
     <w:p>
       <w:pPr>
         <w:pStyle w:val="Heading2"/>
@@ -7797,7 +7997,7 @@
         <w:t xml:space="preserve">Restricting analysis to the uncensored introduces selection bias.</w:t>
       </w:r>
     </w:p>
-    <w:bookmarkStart w:id="24" w:name="handling-censoring-via-ip-weighting"/>
+    <w:bookmarkStart w:id="27" w:name="handling-censoring-via-ip-weighting"/>
     <w:p>
       <w:pPr>
         <w:pStyle w:val="Heading3"/>
@@ -7868,819 +8068,6 @@
       </w:r>
       <w:r>
         <w:t xml:space="preserve">making them represent themselves and those who were censored.</w:t>
-      </w:r>
-    </w:p>
-    <w:p>
-      <w:pPr>
-        <w:pStyle w:val="BodyText"/>
-      </w:pPr>
-      <w:r>
-        <w:t xml:space="preserve">Under</w:t>
-      </w:r>
-      <w:r>
-        <w:t xml:space="preserve"> </w:t>
-      </w:r>
-      <w:r>
-        <w:rPr>
-          <w:b/>
-          <w:bCs/>
-        </w:rPr>
-        <w:t xml:space="preserve">sequential censoring exchangeability</w:t>
-      </w:r>
-      <w:r>
-        <w:t xml:space="preserve">:</w:t>
-      </w:r>
-    </w:p>
-    <w:p>
-      <w:pPr>
-        <w:pStyle w:val="BodyText"/>
-      </w:pPr>
-      <m:oMathPara>
-        <m:oMathParaPr>
-          <m:jc m:val="center"/>
-        </m:oMathParaPr>
-        <m:oMath>
-          <m:sSub>
-            <m:e>
-              <m:r>
-                <m:t>C</m:t>
-              </m:r>
-            </m:e>
-            <m:sub>
-              <m:r>
-                <m:t>k</m:t>
-              </m:r>
-            </m:sub>
-          </m:sSub>
-          <m:r>
-            <m:rPr>
-              <m:sty m:val="p"/>
-            </m:rPr>
-            <m:t>⟂</m:t>
-          </m:r>
-          <m:r>
-            <m:t>​</m:t>
-          </m:r>
-          <m:r>
-            <m:t>​</m:t>
-          </m:r>
-          <m:r>
-            <m:t>​</m:t>
-          </m:r>
-          <m:r>
-            <m:rPr>
-              <m:sty m:val="p"/>
-            </m:rPr>
-            <m:t>⟂</m:t>
-          </m:r>
-          <m:sSup>
-            <m:e>
-              <m:r>
-                <m:t>Y</m:t>
-              </m:r>
-            </m:e>
-            <m:sup>
-              <m:sSub>
-                <m:e>
-                  <m:acc>
-                    <m:accPr>
-                      <m:chr m:val="‾"/>
-                    </m:accPr>
-                    <m:e>
-                      <m:r>
-                        <m:t>a</m:t>
-                      </m:r>
-                    </m:e>
-                  </m:acc>
-                </m:e>
-                <m:sub>
-                  <m:r>
-                    <m:t>K</m:t>
-                  </m:r>
-                </m:sub>
-              </m:sSub>
-              <m:r>
-                <m:rPr>
-                  <m:sty m:val="p"/>
-                </m:rPr>
-                <m:t>,</m:t>
-              </m:r>
-              <m:acc>
-                <m:accPr>
-                  <m:chr m:val="‾"/>
-                </m:accPr>
-                <m:e>
-                  <m:r>
-                    <m:t>c</m:t>
-                  </m:r>
-                </m:e>
-              </m:acc>
-              <m:r>
-                <m:rPr>
-                  <m:sty m:val="p"/>
-                </m:rPr>
-                <m:t>=</m:t>
-              </m:r>
-              <m:acc>
-                <m:accPr>
-                  <m:chr m:val="‾"/>
-                </m:accPr>
-                <m:e>
-                  <m:r>
-                    <m:t>0</m:t>
-                  </m:r>
-                </m:e>
-              </m:acc>
-            </m:sup>
-          </m:sSup>
-          <m:r>
-            <m:rPr>
-              <m:sty m:val="p"/>
-            </m:rPr>
-            <m:t>∣</m:t>
-          </m:r>
-          <m:sSub>
-            <m:e>
-              <m:acc>
-                <m:accPr>
-                  <m:chr m:val="‾"/>
-                </m:accPr>
-                <m:e>
-                  <m:r>
-                    <m:t>C</m:t>
-                  </m:r>
-                </m:e>
-              </m:acc>
-            </m:e>
-            <m:sub>
-              <m:r>
-                <m:t>k</m:t>
-              </m:r>
-              <m:r>
-                <m:rPr>
-                  <m:sty m:val="p"/>
-                </m:rPr>
-                <m:t>−</m:t>
-              </m:r>
-              <m:r>
-                <m:t>1</m:t>
-              </m:r>
-            </m:sub>
-          </m:sSub>
-          <m:r>
-            <m:rPr>
-              <m:sty m:val="p"/>
-            </m:rPr>
-            <m:t>=</m:t>
-          </m:r>
-          <m:acc>
-            <m:accPr>
-              <m:chr m:val="‾"/>
-            </m:accPr>
-            <m:e>
-              <m:r>
-                <m:t>0</m:t>
-              </m:r>
-            </m:e>
-          </m:acc>
-          <m:r>
-            <m:rPr>
-              <m:sty m:val="p"/>
-            </m:rPr>
-            <m:t>,</m:t>
-          </m:r>
-          <m:sSub>
-            <m:e>
-              <m:acc>
-                <m:accPr>
-                  <m:chr m:val="‾"/>
-                </m:accPr>
-                <m:e>
-                  <m:r>
-                    <m:t>A</m:t>
-                  </m:r>
-                </m:e>
-              </m:acc>
-            </m:e>
-            <m:sub>
-              <m:r>
-                <m:t>k</m:t>
-              </m:r>
-              <m:r>
-                <m:rPr>
-                  <m:sty m:val="p"/>
-                </m:rPr>
-                <m:t>−</m:t>
-              </m:r>
-              <m:r>
-                <m:t>1</m:t>
-              </m:r>
-            </m:sub>
-          </m:sSub>
-          <m:r>
-            <m:rPr>
-              <m:sty m:val="p"/>
-            </m:rPr>
-            <m:t>,</m:t>
-          </m:r>
-          <m:sSub>
-            <m:e>
-              <m:acc>
-                <m:accPr>
-                  <m:chr m:val="‾"/>
-                </m:accPr>
-                <m:e>
-                  <m:r>
-                    <m:t>L</m:t>
-                  </m:r>
-                </m:e>
-              </m:acc>
-            </m:e>
-            <m:sub>
-              <m:r>
-                <m:t>k</m:t>
-              </m:r>
-            </m:sub>
-          </m:sSub>
-          <m:r>
-            <m:rPr>
-              <m:sty m:val="p"/>
-            </m:rPr>
-            <m:t>,</m:t>
-          </m:r>
-        </m:oMath>
-      </m:oMathPara>
-    </w:p>
-    <w:p>
-      <w:pPr>
-        <w:pStyle w:val="FirstParagraph"/>
-      </w:pPr>
-      <w:r>
-        <w:t xml:space="preserve">the combined weight</w:t>
-      </w:r>
-      <w:r>
-        <w:t xml:space="preserve"> </w:t>
-      </w:r>
-      <m:oMath>
-        <m:r>
-          <m:t>S</m:t>
-        </m:r>
-        <m:sSup>
-          <m:e>
-            <m:r>
-              <m:t>W</m:t>
-            </m:r>
-          </m:e>
-          <m:sup>
-            <m:r>
-              <m:t>A</m:t>
-            </m:r>
-            <m:r>
-              <m:rPr>
-                <m:sty m:val="p"/>
-              </m:rPr>
-              <m:t>,</m:t>
-            </m:r>
-            <m:r>
-              <m:t>C</m:t>
-            </m:r>
-          </m:sup>
-        </m:sSup>
-        <m:r>
-          <m:rPr>
-            <m:sty m:val="p"/>
-          </m:rPr>
-          <m:t>=</m:t>
-        </m:r>
-        <m:r>
-          <m:t>S</m:t>
-        </m:r>
-        <m:sSup>
-          <m:e>
-            <m:r>
-              <m:t>W</m:t>
-            </m:r>
-          </m:e>
-          <m:sup>
-            <m:r>
-              <m:t>A</m:t>
-            </m:r>
-          </m:sup>
-        </m:sSup>
-        <m:r>
-          <m:rPr>
-            <m:sty m:val="p"/>
-          </m:rPr>
-          <m:t>⋅</m:t>
-        </m:r>
-        <m:r>
-          <m:t>S</m:t>
-        </m:r>
-        <m:sSup>
-          <m:e>
-            <m:r>
-              <m:t>W</m:t>
-            </m:r>
-          </m:e>
-          <m:sup>
-            <m:r>
-              <m:t>C</m:t>
-            </m:r>
-          </m:sup>
-        </m:sSup>
-      </m:oMath>
-      <w:r>
-        <w:t xml:space="preserve"> </w:t>
-      </w:r>
-      <w:r>
-        <w:t xml:space="preserve">consistently estimates</w:t>
-      </w:r>
-      <w:r>
-        <w:t xml:space="preserve"> </w:t>
-      </w:r>
-      <w:r>
-        <w:t xml:space="preserve">the counterfactual mean in the uncensored pseudo-population.</w:t>
-      </w:r>
-    </w:p>
-    <w:p>
-      <w:pPr>
-        <w:pStyle w:val="BodyText"/>
-      </w:pPr>
-      <w:r>
-        <w:rPr>
-          <w:b/>
-          <w:bCs/>
-        </w:rPr>
-        <w:t xml:space="preserve">Why censoring is</w:t>
-      </w:r>
-      <w:r>
-        <w:rPr>
-          <w:b/>
-          <w:bCs/>
-        </w:rPr>
-        <w:t xml:space="preserve"> </w:t>
-      </w:r>
-      <w:r>
-        <w:rPr>
-          <w:b/>
-          <w:bCs/>
-        </w:rPr>
-        <w:t xml:space="preserve">“just”</w:t>
-      </w:r>
-      <w:r>
-        <w:rPr>
-          <w:b/>
-          <w:bCs/>
-        </w:rPr>
-        <w:t xml:space="preserve"> </w:t>
-      </w:r>
-      <w:r>
-        <w:rPr>
-          <w:b/>
-          <w:bCs/>
-        </w:rPr>
-        <w:t xml:space="preserve">a time-varying treatment</w:t>
-      </w:r>
-      <w:r>
-        <w:t xml:space="preserve">:</w:t>
-      </w:r>
-    </w:p>
-    <w:p>
-      <w:pPr>
-        <w:pStyle w:val="BodyText"/>
-      </w:pPr>
-      <w:r>
-        <w:t xml:space="preserve">Both treatment</w:t>
-      </w:r>
-      <w:r>
-        <w:t xml:space="preserve"> </w:t>
-      </w:r>
-      <m:oMath>
-        <m:sSub>
-          <m:e>
-            <m:r>
-              <m:t>A</m:t>
-            </m:r>
-          </m:e>
-          <m:sub>
-            <m:r>
-              <m:t>k</m:t>
-            </m:r>
-          </m:sub>
-        </m:sSub>
-      </m:oMath>
-      <w:r>
-        <w:t xml:space="preserve"> </w:t>
-      </w:r>
-      <w:r>
-        <w:t xml:space="preserve">and censoring</w:t>
-      </w:r>
-      <w:r>
-        <w:t xml:space="preserve"> </w:t>
-      </w:r>
-      <m:oMath>
-        <m:sSub>
-          <m:e>
-            <m:r>
-              <m:t>C</m:t>
-            </m:r>
-          </m:e>
-          <m:sub>
-            <m:r>
-              <m:t>k</m:t>
-            </m:r>
-          </m:sub>
-        </m:sSub>
-      </m:oMath>
-      <w:r>
-        <w:t xml:space="preserve"> </w:t>
-      </w:r>
-      <w:r>
-        <w:t xml:space="preserve">are time-varying binary variables</w:t>
-      </w:r>
-      <w:r>
-        <w:t xml:space="preserve"> </w:t>
-      </w:r>
-      <w:r>
-        <w:t xml:space="preserve">whose assignment at each time depends on past history.</w:t>
-      </w:r>
-      <w:r>
-        <w:t xml:space="preserve"> </w:t>
-      </w:r>
-      <w:r>
-        <w:t xml:space="preserve">Both can be confounded by time-varying covariates.</w:t>
-      </w:r>
-      <w:r>
-        <w:t xml:space="preserve"> </w:t>
-      </w:r>
-      <w:r>
-        <w:t xml:space="preserve">The same sequential exchangeability and positivity conditions</w:t>
-      </w:r>
-      <w:r>
-        <w:t xml:space="preserve"> </w:t>
-      </w:r>
-      <w:r>
-        <w:t xml:space="preserve">are needed for identification in both cases.</w:t>
-      </w:r>
-      <w:r>
-        <w:t xml:space="preserve"> </w:t>
-      </w:r>
-      <w:r>
-        <w:t xml:space="preserve">The IP weight framework handles both simultaneously</w:t>
-      </w:r>
-      <w:r>
-        <w:t xml:space="preserve"> </w:t>
-      </w:r>
-      <w:r>
-        <w:t xml:space="preserve">through a product of time-specific weights,</w:t>
-      </w:r>
-      <w:r>
-        <w:t xml:space="preserve"> </w:t>
-      </w:r>
-      <w:r>
-        <w:t xml:space="preserve">one for each treatment and censoring event.</w:t>
-      </w:r>
-    </w:p>
-    <w:p>
-      <w:pPr>
-        <w:pStyle w:val="BodyText"/>
-      </w:pPr>
-      <w:r>
-        <w:rPr>
-          <w:b/>
-          <w:bCs/>
-        </w:rPr>
-        <w:t xml:space="preserve">Competing events</w:t>
-      </w:r>
-      <w:r>
-        <w:t xml:space="preserve">: When death is the competing event for a non-fatal outcome,</w:t>
-      </w:r>
-      <w:r>
-        <w:t xml:space="preserve"> </w:t>
-      </w:r>
-      <w:r>
-        <w:t xml:space="preserve">it can similarly be viewed as a time-varying treatment (or censoring, depending on the estimand).</w:t>
-      </w:r>
-      <w:r>
-        <w:t xml:space="preserve"> </w:t>
-      </w:r>
-      <w:r>
-        <w:t xml:space="preserve">See Fine Point 17.1 in Chapter 17.</w:t>
-      </w:r>
-    </w:p>
-    <w:bookmarkEnd w:id="24"/>
-    <w:bookmarkStart w:id="25" w:name="g-formula-with-censoring"/>
-    <w:p>
-      <w:pPr>
-        <w:pStyle w:val="Heading3"/>
-      </w:pPr>
-      <w:r>
-        <w:t xml:space="preserve">5.2 G-Formula with Censoring</w:t>
-      </w:r>
-    </w:p>
-    <w:p>
-      <w:pPr>
-        <w:pStyle w:val="FirstParagraph"/>
-      </w:pPr>
-      <w:r>
-        <w:t xml:space="preserve">The g-formula for time-varying treatments also extends naturally to handle censoring.</w:t>
-      </w:r>
-      <w:r>
-        <w:t xml:space="preserve"> </w:t>
-      </w:r>
-      <w:r>
-        <w:t xml:space="preserve">The product of covariate densities in the g-formula</w:t>
-      </w:r>
-      <w:r>
-        <w:t xml:space="preserve"> </w:t>
-      </w:r>
-      <w:r>
-        <w:t xml:space="preserve">must include a model for</w:t>
-      </w:r>
-      <w:r>
-        <w:t xml:space="preserve"> </w:t>
-      </w:r>
-      <m:oMath>
-        <m:r>
-          <m:rPr>
-            <m:sty m:val="p"/>
-          </m:rPr>
-          <m:t>Pr</m:t>
-        </m:r>
-        <m:r>
-          <m:rPr>
-            <m:sty m:val="p"/>
-          </m:rPr>
-          <m:t>[</m:t>
-        </m:r>
-        <m:sSub>
-          <m:e>
-            <m:r>
-              <m:t>C</m:t>
-            </m:r>
-          </m:e>
-          <m:sub>
-            <m:r>
-              <m:t>k</m:t>
-            </m:r>
-          </m:sub>
-        </m:sSub>
-        <m:r>
-          <m:rPr>
-            <m:sty m:val="p"/>
-          </m:rPr>
-          <m:t>=</m:t>
-        </m:r>
-        <m:r>
-          <m:t>0</m:t>
-        </m:r>
-        <m:r>
-          <m:rPr>
-            <m:sty m:val="p"/>
-          </m:rPr>
-          <m:t>∣</m:t>
-        </m:r>
-        <m:sSub>
-          <m:e>
-            <m:acc>
-              <m:accPr>
-                <m:chr m:val="‾"/>
-              </m:accPr>
-              <m:e>
-                <m:r>
-                  <m:t>C</m:t>
-                </m:r>
-              </m:e>
-            </m:acc>
-          </m:e>
-          <m:sub>
-            <m:r>
-              <m:t>k</m:t>
-            </m:r>
-            <m:r>
-              <m:rPr>
-                <m:sty m:val="p"/>
-              </m:rPr>
-              <m:t>−</m:t>
-            </m:r>
-            <m:r>
-              <m:t>1</m:t>
-            </m:r>
-          </m:sub>
-        </m:sSub>
-        <m:r>
-          <m:rPr>
-            <m:sty m:val="p"/>
-          </m:rPr>
-          <m:t>=</m:t>
-        </m:r>
-        <m:r>
-          <m:t>0</m:t>
-        </m:r>
-        <m:r>
-          <m:rPr>
-            <m:sty m:val="p"/>
-          </m:rPr>
-          <m:t>,</m:t>
-        </m:r>
-        <m:sSub>
-          <m:e>
-            <m:acc>
-              <m:accPr>
-                <m:chr m:val="‾"/>
-              </m:accPr>
-              <m:e>
-                <m:r>
-                  <m:t>A</m:t>
-                </m:r>
-              </m:e>
-            </m:acc>
-          </m:e>
-          <m:sub>
-            <m:r>
-              <m:t>k</m:t>
-            </m:r>
-            <m:r>
-              <m:rPr>
-                <m:sty m:val="p"/>
-              </m:rPr>
-              <m:t>−</m:t>
-            </m:r>
-            <m:r>
-              <m:t>1</m:t>
-            </m:r>
-          </m:sub>
-        </m:sSub>
-        <m:r>
-          <m:rPr>
-            <m:sty m:val="p"/>
-          </m:rPr>
-          <m:t>,</m:t>
-        </m:r>
-        <m:sSub>
-          <m:e>
-            <m:acc>
-              <m:accPr>
-                <m:chr m:val="‾"/>
-              </m:accPr>
-              <m:e>
-                <m:r>
-                  <m:t>L</m:t>
-                </m:r>
-              </m:e>
-            </m:acc>
-          </m:e>
-          <m:sub>
-            <m:r>
-              <m:t>k</m:t>
-            </m:r>
-          </m:sub>
-        </m:sSub>
-        <m:r>
-          <m:rPr>
-            <m:sty m:val="p"/>
-          </m:rPr>
-          <m:t>]</m:t>
-        </m:r>
-      </m:oMath>
-      <w:r>
-        <w:t xml:space="preserve">,</w:t>
-      </w:r>
-      <w:r>
-        <w:t xml:space="preserve"> </w:t>
-      </w:r>
-      <w:r>
-        <w:t xml:space="preserve">and the Monte Carlo simulation sets</w:t>
-      </w:r>
-      <w:r>
-        <w:t xml:space="preserve"> </w:t>
-      </w:r>
-      <m:oMath>
-        <m:sSub>
-          <m:e>
-            <m:r>
-              <m:t>C</m:t>
-            </m:r>
-          </m:e>
-          <m:sub>
-            <m:r>
-              <m:t>k</m:t>
-            </m:r>
-          </m:sub>
-        </m:sSub>
-        <m:r>
-          <m:rPr>
-            <m:sty m:val="p"/>
-          </m:rPr>
-          <m:t>=</m:t>
-        </m:r>
-        <m:r>
-          <m:t>0</m:t>
-        </m:r>
-      </m:oMath>
-      <w:r>
-        <w:t xml:space="preserve"> </w:t>
-      </w:r>
-      <w:r>
-        <w:t xml:space="preserve">at every time point</w:t>
-      </w:r>
-      <w:r>
-        <w:t xml:space="preserve"> </w:t>
-      </w:r>
-      <w:r>
-        <w:t xml:space="preserve">(i.e., we intervene to eliminate censoring).</w:t>
-      </w:r>
-      <w:r>
-        <w:t xml:space="preserve"> </w:t>
-      </w:r>
-      <w:r>
-        <w:t xml:space="preserve">This gives the counterfactual mean under the joint intervention:</w:t>
-      </w:r>
-      <w:r>
-        <w:t xml:space="preserve"> </w:t>
-      </w:r>
-      <w:r>
-        <w:t xml:space="preserve">“follow the treatment strategy</w:t>
-      </w:r>
-      <w:r>
-        <w:t xml:space="preserve"> </w:t>
-      </w:r>
-      <m:oMath>
-        <m:r>
-          <m:t>g</m:t>
-        </m:r>
-      </m:oMath>
-      <w:r>
-        <w:t xml:space="preserve"> </w:t>
-      </w:r>
-      <w:r>
-        <w:t xml:space="preserve">and do not censor anyone.”</w:t>
-      </w:r>
-    </w:p>
-    <w:bookmarkEnd w:id="25"/>
-    <w:bookmarkEnd w:id="26"/>
-    <w:bookmarkStart w:id="29" w:name="the-big-g-formula-p.-300"/>
-    <w:p>
-      <w:pPr>
-        <w:pStyle w:val="Heading2"/>
-      </w:pPr>
-      <w:r>
-        <w:t xml:space="preserve">6 21.6 The Big G-Formula (p. 300)</w:t>
-      </w:r>
-    </w:p>
-    <w:p>
-      <w:r>
-        <w:pict>
-          <v:rect style="width:0;height:1.5pt" o:hralign="center" o:hrstd="t" o:hr="t"/>
-        </w:pict>
-      </w:r>
-    </w:p>
-    <w:p>
-      <w:pPr>
-        <w:pStyle w:val="FirstParagraph"/>
-      </w:pPr>
-      <w:r>
-        <w:t xml:space="preserve">The most general form of the g-formula —</w:t>
-      </w:r>
-      <w:r>
-        <w:t xml:space="preserve"> </w:t>
-      </w:r>
-      <w:r>
-        <w:t xml:space="preserve">sometimes called the</w:t>
-      </w:r>
-      <w:r>
-        <w:t xml:space="preserve"> </w:t>
-      </w:r>
-      <w:r>
-        <w:rPr>
-          <w:b/>
-          <w:bCs/>
-        </w:rPr>
-        <w:t xml:space="preserve">big g-formula</w:t>
-      </w:r>
-      <w:r>
-        <w:t xml:space="preserve"> </w:t>
-      </w:r>
-      <w:r>
-        <w:t xml:space="preserve">—</w:t>
-      </w:r>
-      <w:r>
-        <w:t xml:space="preserve"> </w:t>
-      </w:r>
-      <w:r>
-        <w:t xml:space="preserve">encompasses all time-varying treatments, time-varying covariates,</w:t>
-      </w:r>
-      <w:r>
-        <w:t xml:space="preserve"> </w:t>
-      </w:r>
-      <w:r>
-        <w:t xml:space="preserve">time-varying censoring, and time-varying outcomes</w:t>
-      </w:r>
-      <w:r>
-        <w:t xml:space="preserve"> </w:t>
-      </w:r>
-      <w:r>
-        <w:t xml:space="preserve">within a single unified expression.</w:t>
       </w:r>
     </w:p>
     <w:tbl>
@@ -8717,7 +8104,7 @@
               <w:spacing w:before="16" w:after="64"/>
             </w:pPr>
           </w:p>
-          <w:bookmarkStart w:id="27" w:name="def-big-g-formula"/>
+          <w:bookmarkStart w:id="26" w:name="def-seq-censoring-exchangeability"/>
           <w:p>
             <w:pPr>
               <w:pStyle w:val="BodyText"/>
@@ -8727,7 +8114,879 @@
                 <w:b/>
                 <w:bCs/>
               </w:rPr>
-              <w:t xml:space="preserve">Definition 6 (The Big G-Formula)</w:t>
+              <w:t xml:space="preserve">Definition 8 (Sequential Censoring Exchangeability)</w:t>
+            </w:r>
+            <w:r>
+              <w:t xml:space="preserve"> </w:t>
+            </w:r>
+            <w:r>
+              <w:t xml:space="preserve">Sequential censoring exchangeability holds if, for every time</w:t>
+            </w:r>
+            <w:r>
+              <w:t xml:space="preserve"> </w:t>
+            </w:r>
+            <m:oMath>
+              <m:r>
+                <m:t>k</m:t>
+              </m:r>
+            </m:oMath>
+            <w:r>
+              <w:t xml:space="preserve">,</w:t>
+            </w:r>
+          </w:p>
+          <w:p>
+            <w:pPr>
+              <w:pStyle w:val="BodyText"/>
+            </w:pPr>
+            <m:oMathPara>
+              <m:oMathParaPr>
+                <m:jc m:val="center"/>
+              </m:oMathParaPr>
+              <m:oMath>
+                <m:sSub>
+                  <m:e>
+                    <m:r>
+                      <m:t>C</m:t>
+                    </m:r>
+                  </m:e>
+                  <m:sub>
+                    <m:r>
+                      <m:t>k</m:t>
+                    </m:r>
+                  </m:sub>
+                </m:sSub>
+                <m:r>
+                  <m:rPr>
+                    <m:sty m:val="p"/>
+                  </m:rPr>
+                  <m:t>⟂</m:t>
+                </m:r>
+                <m:r>
+                  <m:t>​</m:t>
+                </m:r>
+                <m:r>
+                  <m:t>​</m:t>
+                </m:r>
+                <m:r>
+                  <m:t>​</m:t>
+                </m:r>
+                <m:r>
+                  <m:rPr>
+                    <m:sty m:val="p"/>
+                  </m:rPr>
+                  <m:t>⟂</m:t>
+                </m:r>
+                <m:sSup>
+                  <m:e>
+                    <m:r>
+                      <m:t>Y</m:t>
+                    </m:r>
+                  </m:e>
+                  <m:sup>
+                    <m:sSub>
+                      <m:e>
+                        <m:acc>
+                          <m:accPr>
+                            <m:chr m:val="‾"/>
+                          </m:accPr>
+                          <m:e>
+                            <m:r>
+                              <m:t>a</m:t>
+                            </m:r>
+                          </m:e>
+                        </m:acc>
+                      </m:e>
+                      <m:sub>
+                        <m:r>
+                          <m:t>K</m:t>
+                        </m:r>
+                      </m:sub>
+                    </m:sSub>
+                    <m:r>
+                      <m:rPr>
+                        <m:sty m:val="p"/>
+                      </m:rPr>
+                      <m:t>,</m:t>
+                    </m:r>
+                    <m:acc>
+                      <m:accPr>
+                        <m:chr m:val="‾"/>
+                      </m:accPr>
+                      <m:e>
+                        <m:r>
+                          <m:t>c</m:t>
+                        </m:r>
+                      </m:e>
+                    </m:acc>
+                    <m:r>
+                      <m:rPr>
+                        <m:sty m:val="p"/>
+                      </m:rPr>
+                      <m:t>=</m:t>
+                    </m:r>
+                    <m:acc>
+                      <m:accPr>
+                        <m:chr m:val="‾"/>
+                      </m:accPr>
+                      <m:e>
+                        <m:r>
+                          <m:t>0</m:t>
+                        </m:r>
+                      </m:e>
+                    </m:acc>
+                  </m:sup>
+                </m:sSup>
+                <m:r>
+                  <m:rPr>
+                    <m:sty m:val="p"/>
+                  </m:rPr>
+                  <m:t>∣</m:t>
+                </m:r>
+                <m:sSub>
+                  <m:e>
+                    <m:acc>
+                      <m:accPr>
+                        <m:chr m:val="‾"/>
+                      </m:accPr>
+                      <m:e>
+                        <m:r>
+                          <m:t>C</m:t>
+                        </m:r>
+                      </m:e>
+                    </m:acc>
+                  </m:e>
+                  <m:sub>
+                    <m:r>
+                      <m:t>k</m:t>
+                    </m:r>
+                    <m:r>
+                      <m:rPr>
+                        <m:sty m:val="p"/>
+                      </m:rPr>
+                      <m:t>−</m:t>
+                    </m:r>
+                    <m:r>
+                      <m:t>1</m:t>
+                    </m:r>
+                  </m:sub>
+                </m:sSub>
+                <m:r>
+                  <m:rPr>
+                    <m:sty m:val="p"/>
+                  </m:rPr>
+                  <m:t>=</m:t>
+                </m:r>
+                <m:acc>
+                  <m:accPr>
+                    <m:chr m:val="‾"/>
+                  </m:accPr>
+                  <m:e>
+                    <m:r>
+                      <m:t>0</m:t>
+                    </m:r>
+                  </m:e>
+                </m:acc>
+                <m:r>
+                  <m:rPr>
+                    <m:sty m:val="p"/>
+                  </m:rPr>
+                  <m:t>,</m:t>
+                </m:r>
+                <m:sSub>
+                  <m:e>
+                    <m:acc>
+                      <m:accPr>
+                        <m:chr m:val="‾"/>
+                      </m:accPr>
+                      <m:e>
+                        <m:r>
+                          <m:t>A</m:t>
+                        </m:r>
+                      </m:e>
+                    </m:acc>
+                  </m:e>
+                  <m:sub>
+                    <m:r>
+                      <m:t>k</m:t>
+                    </m:r>
+                    <m:r>
+                      <m:rPr>
+                        <m:sty m:val="p"/>
+                      </m:rPr>
+                      <m:t>−</m:t>
+                    </m:r>
+                    <m:r>
+                      <m:t>1</m:t>
+                    </m:r>
+                  </m:sub>
+                </m:sSub>
+                <m:r>
+                  <m:rPr>
+                    <m:sty m:val="p"/>
+                  </m:rPr>
+                  <m:t>,</m:t>
+                </m:r>
+                <m:sSub>
+                  <m:e>
+                    <m:acc>
+                      <m:accPr>
+                        <m:chr m:val="‾"/>
+                      </m:accPr>
+                      <m:e>
+                        <m:r>
+                          <m:t>L</m:t>
+                        </m:r>
+                      </m:e>
+                    </m:acc>
+                  </m:e>
+                  <m:sub>
+                    <m:r>
+                      <m:t>k</m:t>
+                    </m:r>
+                  </m:sub>
+                </m:sSub>
+                <m:r>
+                  <m:rPr>
+                    <m:sty m:val="p"/>
+                  </m:rPr>
+                  <m:t>.</m:t>
+                </m:r>
+              </m:oMath>
+            </m:oMathPara>
+          </w:p>
+          <w:bookmarkEnd w:id="26"/>
+        </w:tc>
+      </w:tr>
+    </w:tbl>
+    <w:p>
+      <w:pPr>
+        <w:pStyle w:val="FirstParagraph"/>
+      </w:pPr>
+      <w:ins w:id="80" w:author="PR Preview" w:date="2024-01-01T00:00:00Z">
+        <w:r>
+          <w:t xml:space="preserve">Under this condition, the combined weight</w:t>
+        </w:r>
+      </w:ins>
+      <w:ins w:id="80" w:author="PR Preview" w:date="2024-01-01T00:00:00Z">
+        <w:r>
+          <w:t xml:space="preserve"> </w:t>
+        </w:r>
+      </w:ins>
+      <m:oMath>
+        <m:r>
+          <m:t>S</m:t>
+        </m:r>
+        <m:sSup>
+          <m:e>
+            <m:r>
+              <m:t>W</m:t>
+            </m:r>
+          </m:e>
+          <m:sup>
+            <m:r>
+              <m:t>A</m:t>
+            </m:r>
+            <m:r>
+              <m:rPr>
+                <m:sty m:val="p"/>
+              </m:rPr>
+              <m:t>,</m:t>
+            </m:r>
+            <m:r>
+              <m:t>C</m:t>
+            </m:r>
+          </m:sup>
+        </m:sSup>
+        <m:r>
+          <m:rPr>
+            <m:sty m:val="p"/>
+          </m:rPr>
+          <m:t>=</m:t>
+        </m:r>
+        <m:r>
+          <m:t>S</m:t>
+        </m:r>
+        <m:sSup>
+          <m:e>
+            <m:r>
+              <m:t>W</m:t>
+            </m:r>
+          </m:e>
+          <m:sup>
+            <m:r>
+              <m:t>A</m:t>
+            </m:r>
+          </m:sup>
+        </m:sSup>
+        <m:r>
+          <m:rPr>
+            <m:sty m:val="p"/>
+          </m:rPr>
+          <m:t>⋅</m:t>
+        </m:r>
+        <m:r>
+          <m:t>S</m:t>
+        </m:r>
+        <m:sSup>
+          <m:e>
+            <m:r>
+              <m:t>W</m:t>
+            </m:r>
+          </m:e>
+          <m:sup>
+            <m:r>
+              <m:t>C</m:t>
+            </m:r>
+          </m:sup>
+        </m:sSup>
+      </m:oMath>
+      <w:ins w:id="80" w:author="PR Preview" w:date="2024-01-01T00:00:00Z">
+        <w:r>
+          <w:t xml:space="preserve"> </w:t>
+        </w:r>
+      </w:ins>
+      <w:ins w:id="80" w:author="PR Preview" w:date="2024-01-01T00:00:00Z">
+        <w:r>
+          <w:t xml:space="preserve">consistently estimates</w:t>
+        </w:r>
+      </w:ins>
+      <w:ins w:id="80" w:author="PR Preview" w:date="2024-01-01T00:00:00Z">
+        <w:r>
+          <w:t xml:space="preserve"> </w:t>
+        </w:r>
+      </w:ins>
+      <w:ins w:id="80" w:author="PR Preview" w:date="2024-01-01T00:00:00Z">
+        <w:r>
+          <w:t xml:space="preserve">the counterfactual mean in the uncensored pseudo-population.</w:t>
+        </w:r>
+      </w:ins>
+    </w:p>
+    <w:p>
+      <w:pPr>
+        <w:pStyle w:val="BodyText"/>
+      </w:pPr>
+      <w:r>
+        <w:rPr>
+          <w:b/>
+          <w:bCs/>
+        </w:rPr>
+        <w:t xml:space="preserve">Why censoring is</w:t>
+      </w:r>
+      <w:r>
+        <w:rPr>
+          <w:b/>
+          <w:bCs/>
+        </w:rPr>
+        <w:t xml:space="preserve"> </w:t>
+      </w:r>
+      <w:r>
+        <w:rPr>
+          <w:b/>
+          <w:bCs/>
+        </w:rPr>
+        <w:t xml:space="preserve">“just”</w:t>
+      </w:r>
+      <w:r>
+        <w:rPr>
+          <w:b/>
+          <w:bCs/>
+        </w:rPr>
+        <w:t xml:space="preserve"> </w:t>
+      </w:r>
+      <w:r>
+        <w:rPr>
+          <w:b/>
+          <w:bCs/>
+        </w:rPr>
+        <w:t xml:space="preserve">a time-varying treatment</w:t>
+      </w:r>
+      <w:r>
+        <w:t xml:space="preserve">:</w:t>
+      </w:r>
+    </w:p>
+    <w:p>
+      <w:pPr>
+        <w:pStyle w:val="BodyText"/>
+      </w:pPr>
+      <w:r>
+        <w:t xml:space="preserve">Both treatment</w:t>
+      </w:r>
+      <w:r>
+        <w:t xml:space="preserve"> </w:t>
+      </w:r>
+      <m:oMath>
+        <m:sSub>
+          <m:e>
+            <m:r>
+              <m:t>A</m:t>
+            </m:r>
+          </m:e>
+          <m:sub>
+            <m:r>
+              <m:t>k</m:t>
+            </m:r>
+          </m:sub>
+        </m:sSub>
+      </m:oMath>
+      <w:r>
+        <w:t xml:space="preserve"> </w:t>
+      </w:r>
+      <w:r>
+        <w:t xml:space="preserve">and censoring</w:t>
+      </w:r>
+      <w:r>
+        <w:t xml:space="preserve"> </w:t>
+      </w:r>
+      <m:oMath>
+        <m:sSub>
+          <m:e>
+            <m:r>
+              <m:t>C</m:t>
+            </m:r>
+          </m:e>
+          <m:sub>
+            <m:r>
+              <m:t>k</m:t>
+            </m:r>
+          </m:sub>
+        </m:sSub>
+      </m:oMath>
+      <w:r>
+        <w:t xml:space="preserve"> </w:t>
+      </w:r>
+      <w:r>
+        <w:t xml:space="preserve">are time-varying binary variables</w:t>
+      </w:r>
+      <w:r>
+        <w:t xml:space="preserve"> </w:t>
+      </w:r>
+      <w:r>
+        <w:t xml:space="preserve">whose assignment at each time depends on past history.</w:t>
+      </w:r>
+      <w:r>
+        <w:t xml:space="preserve"> </w:t>
+      </w:r>
+      <w:r>
+        <w:t xml:space="preserve">Both can be confounded by time-varying covariates.</w:t>
+      </w:r>
+      <w:r>
+        <w:t xml:space="preserve"> </w:t>
+      </w:r>
+      <w:r>
+        <w:t xml:space="preserve">The same sequential exchangeability and positivity conditions</w:t>
+      </w:r>
+      <w:r>
+        <w:t xml:space="preserve"> </w:t>
+      </w:r>
+      <w:r>
+        <w:t xml:space="preserve">are needed for identification in both cases.</w:t>
+      </w:r>
+      <w:r>
+        <w:t xml:space="preserve"> </w:t>
+      </w:r>
+      <w:r>
+        <w:t xml:space="preserve">The IP weight framework handles both simultaneously</w:t>
+      </w:r>
+      <w:r>
+        <w:t xml:space="preserve"> </w:t>
+      </w:r>
+      <w:r>
+        <w:t xml:space="preserve">through a product of time-specific weights,</w:t>
+      </w:r>
+      <w:r>
+        <w:t xml:space="preserve"> </w:t>
+      </w:r>
+      <w:r>
+        <w:t xml:space="preserve">one for each treatment and censoring event.</w:t>
+      </w:r>
+    </w:p>
+    <w:p>
+      <w:pPr>
+        <w:pStyle w:val="BodyText"/>
+      </w:pPr>
+      <w:r>
+        <w:rPr>
+          <w:b/>
+          <w:bCs/>
+        </w:rPr>
+        <w:t xml:space="preserve">Competing events</w:t>
+      </w:r>
+      <w:r>
+        <w:t xml:space="preserve">: When death is the competing event for a non-fatal outcome,</w:t>
+      </w:r>
+      <w:r>
+        <w:t xml:space="preserve"> </w:t>
+      </w:r>
+      <w:r>
+        <w:t xml:space="preserve">it can similarly be viewed as a time-varying treatment (or censoring, depending on the estimand).</w:t>
+      </w:r>
+      <w:r>
+        <w:t xml:space="preserve"> </w:t>
+      </w:r>
+      <w:r>
+        <w:t xml:space="preserve">See Fine Point 17.1 in Chapter 17.</w:t>
+      </w:r>
+    </w:p>
+    <w:bookmarkEnd w:id="27"/>
+    <w:bookmarkStart w:id="28" w:name="g-formula-with-censoring"/>
+    <w:p>
+      <w:pPr>
+        <w:pStyle w:val="Heading3"/>
+      </w:pPr>
+      <w:r>
+        <w:t xml:space="preserve">5.2 G-Formula with Censoring</w:t>
+      </w:r>
+    </w:p>
+    <w:p>
+      <w:pPr>
+        <w:pStyle w:val="FirstParagraph"/>
+      </w:pPr>
+      <w:r>
+        <w:t xml:space="preserve">The g-formula for time-varying treatments also extends naturally to handle censoring.</w:t>
+      </w:r>
+      <w:r>
+        <w:t xml:space="preserve"> </w:t>
+      </w:r>
+      <w:r>
+        <w:t xml:space="preserve">The product of covariate densities in the g-formula</w:t>
+      </w:r>
+      <w:r>
+        <w:t xml:space="preserve"> </w:t>
+      </w:r>
+      <w:r>
+        <w:t xml:space="preserve">must include a model for</w:t>
+      </w:r>
+      <w:r>
+        <w:t xml:space="preserve"> </w:t>
+      </w:r>
+      <m:oMath>
+        <m:r>
+          <m:rPr>
+            <m:sty m:val="p"/>
+          </m:rPr>
+          <m:t>Pr</m:t>
+        </m:r>
+        <m:r>
+          <m:rPr>
+            <m:sty m:val="p"/>
+          </m:rPr>
+          <m:t>[</m:t>
+        </m:r>
+        <m:sSub>
+          <m:e>
+            <m:r>
+              <m:t>C</m:t>
+            </m:r>
+          </m:e>
+          <m:sub>
+            <m:r>
+              <m:t>k</m:t>
+            </m:r>
+          </m:sub>
+        </m:sSub>
+        <m:r>
+          <m:rPr>
+            <m:sty m:val="p"/>
+          </m:rPr>
+          <m:t>=</m:t>
+        </m:r>
+        <m:r>
+          <m:t>0</m:t>
+        </m:r>
+        <m:r>
+          <m:rPr>
+            <m:sty m:val="p"/>
+          </m:rPr>
+          <m:t>∣</m:t>
+        </m:r>
+        <m:sSub>
+          <m:e>
+            <m:acc>
+              <m:accPr>
+                <m:chr m:val="‾"/>
+              </m:accPr>
+              <m:e>
+                <m:r>
+                  <m:t>C</m:t>
+                </m:r>
+              </m:e>
+            </m:acc>
+          </m:e>
+          <m:sub>
+            <m:r>
+              <m:t>k</m:t>
+            </m:r>
+            <m:r>
+              <m:rPr>
+                <m:sty m:val="p"/>
+              </m:rPr>
+              <m:t>−</m:t>
+            </m:r>
+            <m:r>
+              <m:t>1</m:t>
+            </m:r>
+          </m:sub>
+        </m:sSub>
+        <m:r>
+          <m:rPr>
+            <m:sty m:val="p"/>
+          </m:rPr>
+          <m:t>=</m:t>
+        </m:r>
+        <m:r>
+          <m:t>0</m:t>
+        </m:r>
+        <m:r>
+          <m:rPr>
+            <m:sty m:val="p"/>
+          </m:rPr>
+          <m:t>,</m:t>
+        </m:r>
+        <m:sSub>
+          <m:e>
+            <m:acc>
+              <m:accPr>
+                <m:chr m:val="‾"/>
+              </m:accPr>
+              <m:e>
+                <m:r>
+                  <m:t>A</m:t>
+                </m:r>
+              </m:e>
+            </m:acc>
+          </m:e>
+          <m:sub>
+            <m:r>
+              <m:t>k</m:t>
+            </m:r>
+            <m:r>
+              <m:rPr>
+                <m:sty m:val="p"/>
+              </m:rPr>
+              <m:t>−</m:t>
+            </m:r>
+            <m:r>
+              <m:t>1</m:t>
+            </m:r>
+          </m:sub>
+        </m:sSub>
+        <m:r>
+          <m:rPr>
+            <m:sty m:val="p"/>
+          </m:rPr>
+          <m:t>,</m:t>
+        </m:r>
+        <m:sSub>
+          <m:e>
+            <m:acc>
+              <m:accPr>
+                <m:chr m:val="‾"/>
+              </m:accPr>
+              <m:e>
+                <m:r>
+                  <m:t>L</m:t>
+                </m:r>
+              </m:e>
+            </m:acc>
+          </m:e>
+          <m:sub>
+            <m:r>
+              <m:t>k</m:t>
+            </m:r>
+          </m:sub>
+        </m:sSub>
+        <m:r>
+          <m:rPr>
+            <m:sty m:val="p"/>
+          </m:rPr>
+          <m:t>]</m:t>
+        </m:r>
+      </m:oMath>
+      <w:r>
+        <w:t xml:space="preserve">,</w:t>
+      </w:r>
+      <w:r>
+        <w:t xml:space="preserve"> </w:t>
+      </w:r>
+      <w:r>
+        <w:t xml:space="preserve">and the Monte Carlo simulation sets</w:t>
+      </w:r>
+      <w:r>
+        <w:t xml:space="preserve"> </w:t>
+      </w:r>
+      <m:oMath>
+        <m:sSub>
+          <m:e>
+            <m:r>
+              <m:t>C</m:t>
+            </m:r>
+          </m:e>
+          <m:sub>
+            <m:r>
+              <m:t>k</m:t>
+            </m:r>
+          </m:sub>
+        </m:sSub>
+        <m:r>
+          <m:rPr>
+            <m:sty m:val="p"/>
+          </m:rPr>
+          <m:t>=</m:t>
+        </m:r>
+        <m:r>
+          <m:t>0</m:t>
+        </m:r>
+      </m:oMath>
+      <w:r>
+        <w:t xml:space="preserve"> </w:t>
+      </w:r>
+      <w:r>
+        <w:t xml:space="preserve">at every time point</w:t>
+      </w:r>
+      <w:r>
+        <w:t xml:space="preserve"> </w:t>
+      </w:r>
+      <w:r>
+        <w:t xml:space="preserve">(i.e., we intervene to eliminate censoring).</w:t>
+      </w:r>
+      <w:r>
+        <w:t xml:space="preserve"> </w:t>
+      </w:r>
+      <w:r>
+        <w:t xml:space="preserve">This gives the counterfactual mean under the joint intervention:</w:t>
+      </w:r>
+      <w:r>
+        <w:t xml:space="preserve"> </w:t>
+      </w:r>
+      <w:r>
+        <w:t xml:space="preserve">“follow the treatment strategy</w:t>
+      </w:r>
+      <w:r>
+        <w:t xml:space="preserve"> </w:t>
+      </w:r>
+      <m:oMath>
+        <m:r>
+          <m:t>g</m:t>
+        </m:r>
+      </m:oMath>
+      <w:r>
+        <w:t xml:space="preserve"> </w:t>
+      </w:r>
+      <w:r>
+        <w:t xml:space="preserve">and do not censor anyone.”</w:t>
+      </w:r>
+    </w:p>
+    <w:bookmarkEnd w:id="28"/>
+    <w:bookmarkEnd w:id="29"/>
+    <w:bookmarkStart w:id="32" w:name="the-big-g-formula-p.-300"/>
+    <w:p>
+      <w:pPr>
+        <w:pStyle w:val="Heading2"/>
+      </w:pPr>
+      <w:r>
+        <w:t xml:space="preserve">6 21.6 The Big G-Formula (p. 300)</w:t>
+      </w:r>
+    </w:p>
+    <w:p>
+      <w:r>
+        <w:pict>
+          <v:rect style="width:0;height:1.5pt" o:hralign="center" o:hrstd="t" o:hr="t"/>
+        </w:pict>
+      </w:r>
+    </w:p>
+    <w:p>
+      <w:pPr>
+        <w:pStyle w:val="FirstParagraph"/>
+      </w:pPr>
+      <w:r>
+        <w:t xml:space="preserve">The most general form of the g-formula —</w:t>
+      </w:r>
+      <w:r>
+        <w:t xml:space="preserve"> </w:t>
+      </w:r>
+      <w:r>
+        <w:t xml:space="preserve">sometimes called the</w:t>
+      </w:r>
+      <w:r>
+        <w:t xml:space="preserve"> </w:t>
+      </w:r>
+      <w:r>
+        <w:rPr>
+          <w:b/>
+          <w:bCs/>
+        </w:rPr>
+        <w:t xml:space="preserve">big g-formula</w:t>
+      </w:r>
+      <w:r>
+        <w:t xml:space="preserve"> </w:t>
+      </w:r>
+      <w:r>
+        <w:t xml:space="preserve">—</w:t>
+      </w:r>
+      <w:r>
+        <w:t xml:space="preserve"> </w:t>
+      </w:r>
+      <w:r>
+        <w:t xml:space="preserve">encompasses all time-varying treatments, time-varying covariates,</w:t>
+      </w:r>
+      <w:r>
+        <w:t xml:space="preserve"> </w:t>
+      </w:r>
+      <w:r>
+        <w:t xml:space="preserve">time-varying censoring, and time-varying outcomes</w:t>
+      </w:r>
+      <w:r>
+        <w:t xml:space="preserve"> </w:t>
+      </w:r>
+      <w:r>
+        <w:t xml:space="preserve">within a single unified expression.</w:t>
+      </w:r>
+    </w:p>
+    <w:tbl>
+      <w:tblPr>
+        <w:tblStyle w:val="Table"/>
+        <w:tblInd w:w="164" w:type="dxa"/>
+        <w:tblBorders>
+          <w:left w:val="single" w:sz="24" w:space="0" w:color="909090"/>
+        </w:tblBorders>
+        <w:tblCellMar>
+          <w:left w:w="0" w:type="dxa"/>
+          <w:right w:w="0" w:type="dxa"/>
+        </w:tblCellMar>
+        <w:tblLook w:firstRow="0" w:lastRow="0" w:firstColumn="0" w:lastColumn="0" w:noHBand="0" w:noVBand="0" w:val="0000"/>
+      </w:tblPr>
+      <w:tblGrid>
+        <w:gridCol w:w="7920"/>
+      </w:tblGrid>
+      <w:tr>
+        <w:trPr>
+          <w:cantSplit/>
+        </w:trPr>
+        <w:tc>
+          <w:tcPr>
+            <w:tcMar>
+              <w:left w:w="144" w:type="dxa"/>
+            </w:tcMar>
+          </w:tcPr>
+          <w:p>
+            <w:pPr>
+              <w:pStyle w:val="BodyText"/>
+            </w:pPr>
+            <w:pPr>
+              <w:spacing w:before="16" w:after="64"/>
+            </w:pPr>
+          </w:p>
+          <w:bookmarkStart w:id="30" w:name="def-big-g-formula"/>
+          <w:p>
+            <w:pPr>
+              <w:pStyle w:val="BodyText"/>
+            </w:pPr>
+            <w:r>
+              <w:rPr>
+                <w:b/>
+                <w:bCs/>
+              </w:rPr>
+              <w:t xml:space="preserve">Definition 9 (The Big G-Formula)</w:t>
             </w:r>
             <w:r>
               <w:t xml:space="preserve"> </w:t>
@@ -9381,7 +9640,7 @@
               <w:t xml:space="preserve">with no censoring.</w:t>
             </w:r>
           </w:p>
-          <w:bookmarkEnd w:id="27"/>
+          <w:bookmarkEnd w:id="30"/>
         </w:tc>
       </w:tr>
     </w:tbl>
@@ -9405,7 +9664,7 @@
         <w:t xml:space="preserve">given correct models for the covariate and outcome processes.</w:t>
       </w:r>
     </w:p>
-    <w:bookmarkStart w:id="28" w:name="practical-implementation"/>
+    <w:bookmarkStart w:id="31" w:name="practical-implementation"/>
     <w:p>
       <w:pPr>
         <w:pStyle w:val="Heading3"/>
@@ -10432,9 +10691,9 @@
         <w:t xml:space="preserve">provides informal evidence that neither set is grossly misspecified.</w:t>
       </w:r>
     </w:p>
-    <w:bookmarkEnd w:id="28"/>
-    <w:bookmarkEnd w:id="29"/>
-    <w:bookmarkStart w:id="30" w:name="summary"/>
+    <w:bookmarkEnd w:id="31"/>
+    <w:bookmarkEnd w:id="32"/>
+    <w:bookmarkStart w:id="33" w:name="summary"/>
     <w:p>
       <w:pPr>
         <w:pStyle w:val="Heading2"/>
@@ -11210,8 +11469,8 @@
         <w:t xml:space="preserve">under joint interventions on treatment and censoring.</w:t>
       </w:r>
     </w:p>
-    <w:bookmarkEnd w:id="30"/>
-    <w:bookmarkStart w:id="34" w:name="references"/>
+    <w:bookmarkEnd w:id="33"/>
+    <w:bookmarkStart w:id="37" w:name="references"/>
     <w:p>
       <w:pPr>
         <w:pStyle w:val="Heading2"/>
@@ -11227,8 +11486,8 @@
         </w:pict>
       </w:r>
     </w:p>
-    <w:bookmarkStart w:id="33" w:name="refs"/>
-    <w:bookmarkStart w:id="32" w:name="ref-hernan2020causal"/>
+    <w:bookmarkStart w:id="36" w:name="refs"/>
+    <w:bookmarkStart w:id="35" w:name="ref-hernan2020causal"/>
     <w:p>
       <w:pPr>
         <w:pStyle w:val="Bibliography"/>
@@ -11252,7 +11511,7 @@
       <w:r>
         <w:t xml:space="preserve"> </w:t>
       </w:r>
-      <w:hyperlink r:id="rId31">
+      <w:hyperlink r:id="rId34">
         <w:r>
           <w:rPr>
             <w:rStyle w:val="Hyperlink"/>
@@ -11264,9 +11523,9 @@
         <w:t xml:space="preserve">.</w:t>
       </w:r>
     </w:p>
-    <w:bookmarkEnd w:id="32"/>
-    <w:bookmarkEnd w:id="33"/>
-    <w:bookmarkEnd w:id="34"/>
+    <w:bookmarkEnd w:id="35"/>
+    <w:bookmarkEnd w:id="36"/>
+    <w:bookmarkEnd w:id="37"/>
     <w:sectPr>
       <w:footnotePr>
         <w:numRestart w:val="eachSect"/>

--- a/pr-preview/pr-78/chapters/21-g-methods-time-varying-tracked-changes.docx
+++ b/pr-preview/pr-78/chapters/21-g-methods-time-varying-tracked-changes.docx
@@ -155,7 +155,7 @@
         <w:t xml:space="preserve">for choosing the right tool in any given applied problem.</w:t>
       </w:r>
     </w:p>
-    <w:bookmarkStart w:id="12" w:name="X718b4941ec35a2c7d90ba7ecec6157513ad559e"/>
+    <w:bookmarkStart w:id="13" w:name="X718b4941ec35a2c7d90ba7ecec6157513ad559e"/>
     <w:p>
       <w:pPr>
         <w:pStyle w:val="Heading2"/>
@@ -1138,7 +1138,7 @@
         <w:t xml:space="preserve">throughout.</w:t>
       </w:r>
     </w:p>
-    <w:bookmarkStart w:id="10" w:name="implementation-via-parametric-models"/>
+    <w:bookmarkStart w:id="11" w:name="implementation-via-parametric-models"/>
     <w:p>
       <w:pPr>
         <w:pStyle w:val="Heading3"/>
@@ -1166,6 +1166,31 @@
       <w:r>
         <w:t xml:space="preserve">by Monte Carlo simulation:</w:t>
       </w:r>
+    </w:p>
+    <w:bookmarkStart w:id="10" w:name="alg-g-formula-mc"/>
+    <w:p>
+      <w:pPr>
+        <w:pStyle w:val="BodyText"/>
+      </w:pPr>
+      <w:ins w:id="1010" w:author="PR Preview" w:date="2024-01-01T00:00:00Z">
+        <w:r>
+          <w:rPr>
+            <w:b/>
+            <w:bCs/>
+          </w:rPr>
+          <w:t xml:space="preserve">Algorithm 1 (Monte Carlo Implementation of the G-Formula)</w:t>
+        </w:r>
+      </w:ins>
+      <w:ins w:id="1010" w:author="PR Preview" w:date="2024-01-01T00:00:00Z">
+        <w:r>
+          <w:t xml:space="preserve"> </w:t>
+        </w:r>
+      </w:ins>
+      <w:ins w:id="1010" w:author="PR Preview" w:date="2024-01-01T00:00:00Z">
+        <w:r>
+          <w:t xml:space="preserve"> </w:t>
+        </w:r>
+      </w:ins>
     </w:p>
     <w:p>
       <w:pPr>
@@ -1644,6 +1669,7 @@
         <w:t xml:space="preserve">.</w:t>
       </w:r>
     </w:p>
+    <w:bookmarkEnd w:id="10"/>
     <w:p>
       <w:pPr>
         <w:pStyle w:val="FirstParagraph"/>
@@ -1801,8 +1827,8 @@
         <w:t xml:space="preserve">Each bootstrap replicate re-estimates all models and re-simulates the pseudo-population.</w:t>
       </w:r>
     </w:p>
-    <w:bookmarkEnd w:id="10"/>
-    <w:bookmarkStart w:id="11" w:name="g-formula-for-dynamic-strategies"/>
+    <w:bookmarkEnd w:id="11"/>
+    <w:bookmarkStart w:id="12" w:name="g-formula-for-dynamic-strategies"/>
     <w:p>
       <w:pPr>
         <w:pStyle w:val="Heading3"/>
@@ -2041,9 +2067,9 @@
         <w:t xml:space="preserve">based on the simulated covariates, not an externally specified value.</w:t>
       </w:r>
     </w:p>
-    <w:bookmarkEnd w:id="11"/>
     <w:bookmarkEnd w:id="12"/>
-    <w:bookmarkStart w:id="18" w:name="X15b96505e36e41c0848438279dcfc436e41ae2d"/>
+    <w:bookmarkEnd w:id="13"/>
+    <w:bookmarkStart w:id="20" w:name="X15b96505e36e41c0848438279dcfc436e41ae2d"/>
     <w:p>
       <w:pPr>
         <w:pStyle w:val="Heading2"/>
@@ -2135,7 +2161,7 @@
               <w:spacing w:before="16" w:after="64"/>
             </w:pPr>
           </w:p>
-          <w:bookmarkStart w:id="13" w:name="def-ipw-tv"/>
+          <w:bookmarkStart w:id="14" w:name="def-ipw-tv"/>
           <w:p>
             <w:pPr>
               <w:pStyle w:val="BodyText"/>
@@ -2620,7 +2646,7 @@
               </m:oMath>
             </m:oMathPara>
           </w:p>
-          <w:bookmarkEnd w:id="13"/>
+          <w:bookmarkEnd w:id="14"/>
         </w:tc>
       </w:tr>
     </w:tbl>
@@ -2668,7 +2694,7 @@
         <w:t xml:space="preserve">under sequential exchangeability.</w:t>
       </w:r>
     </w:p>
-    <w:bookmarkStart w:id="15" w:name="marginal-structural-models"/>
+    <w:bookmarkStart w:id="17" w:name="marginal-structural-models"/>
     <w:p>
       <w:pPr>
         <w:pStyle w:val="Heading3"/>
@@ -2681,17 +2707,17 @@
       <w:pPr>
         <w:pStyle w:val="FirstParagraph"/>
       </w:pPr>
-      <w:ins w:id="26" w:author="PR Preview" w:date="2024-01-01T00:00:00Z">
+      <w:ins w:id="27" w:author="PR Preview" w:date="2024-01-01T00:00:00Z">
         <w:r>
           <w:t xml:space="preserve">IP weighting for time-varying treatments is typically embedded in</w:t>
         </w:r>
       </w:ins>
-      <w:ins w:id="26" w:author="PR Preview" w:date="2024-01-01T00:00:00Z">
+      <w:ins w:id="27" w:author="PR Preview" w:date="2024-01-01T00:00:00Z">
         <w:r>
           <w:t xml:space="preserve"> </w:t>
         </w:r>
       </w:ins>
-      <w:ins w:id="26" w:author="PR Preview" w:date="2024-01-01T00:00:00Z">
+      <w:ins w:id="27" w:author="PR Preview" w:date="2024-01-01T00:00:00Z">
         <w:r>
           <w:t xml:space="preserve">a marginal structural model (MSM) for the counterfactual mean.</w:t>
         </w:r>
@@ -2731,7 +2757,7 @@
               <w:spacing w:before="16" w:after="64"/>
             </w:pPr>
           </w:p>
-          <w:bookmarkStart w:id="14" w:name="def-msm-tv"/>
+          <w:bookmarkStart w:id="15" w:name="def-msm-tv"/>
           <w:p>
             <w:pPr>
               <w:pStyle w:val="BodyText"/>
@@ -2951,7 +2977,7 @@
               <w:t xml:space="preserve">.</w:t>
             </w:r>
           </w:p>
-          <w:bookmarkEnd w:id="14"/>
+          <w:bookmarkEnd w:id="15"/>
         </w:tc>
       </w:tr>
     </w:tbl>
@@ -2959,7 +2985,7 @@
       <w:pPr>
         <w:pStyle w:val="BodyText"/>
       </w:pPr>
-      <w:ins w:id="27" w:author="PR Preview" w:date="2024-01-01T00:00:00Z">
+      <w:ins w:id="28" w:author="PR Preview" w:date="2024-01-01T00:00:00Z">
         <w:r>
           <w:t xml:space="preserve">The MSM parameters are estimated by solving weighted estimating equations:</w:t>
         </w:r>
@@ -3256,47 +3282,107 @@
         <w:t xml:space="preserve">they indicate violations of positivity or model misspecification.</w:t>
       </w:r>
     </w:p>
+    <w:tbl>
+      <w:tblPr>
+        <w:tblStyle w:val="Table"/>
+        <w:tblInd w:w="164" w:type="dxa"/>
+        <w:tblBorders>
+          <w:left w:val="single" w:sz="24" w:space="0" w:color="909090"/>
+        </w:tblBorders>
+        <w:tblCellMar>
+          <w:left w:w="0" w:type="dxa"/>
+          <w:right w:w="0" w:type="dxa"/>
+        </w:tblCellMar>
+        <w:tblLook w:firstRow="0" w:lastRow="0" w:firstColumn="0" w:lastColumn="0" w:noHBand="0" w:noVBand="0" w:val="0000"/>
+      </w:tblPr>
+      <w:tblGrid>
+        <w:gridCol w:w="7920"/>
+      </w:tblGrid>
+      <w:tr>
+        <w:trPr>
+          <w:cantSplit/>
+        </w:trPr>
+        <w:tc>
+          <w:tcPr>
+            <w:tcMar>
+              <w:left w:w="144" w:type="dxa"/>
+            </w:tcMar>
+          </w:tcPr>
+          <w:p>
+            <w:pPr>
+              <w:pStyle w:val="BodyText"/>
+            </w:pPr>
+            <w:pPr>
+              <w:spacing w:before="16" w:after="64"/>
+            </w:pPr>
+          </w:p>
+          <w:bookmarkStart w:id="16" w:name="def-weight-truncation"/>
+          <w:p>
+            <w:pPr>
+              <w:pStyle w:val="BodyText"/>
+            </w:pPr>
+            <w:r>
+              <w:rPr>
+                <w:b/>
+                <w:bCs/>
+              </w:rPr>
+              <w:t xml:space="preserve">Definition 4 (Weight Truncation)</w:t>
+            </w:r>
+            <w:r>
+              <w:t xml:space="preserve"> </w:t>
+            </w:r>
+            <w:r>
+              <w:rPr>
+                <w:b/>
+                <w:bCs/>
+              </w:rPr>
+              <w:t xml:space="preserve">Weight truncation</w:t>
+            </w:r>
+            <w:r>
+              <w:t xml:space="preserve"> </w:t>
+            </w:r>
+            <w:r>
+              <w:t xml:space="preserve">(or</w:t>
+            </w:r>
+            <w:r>
+              <w:t xml:space="preserve"> </w:t>
+            </w:r>
+            <w:r>
+              <w:t xml:space="preserve">“trimming”</w:t>
+            </w:r>
+            <w:r>
+              <w:t xml:space="preserve">) is a pragmatic approach to handle extreme weights:</w:t>
+            </w:r>
+            <w:r>
+              <w:t xml:space="preserve"> </w:t>
+            </w:r>
+            <w:r>
+              <w:t xml:space="preserve">truncate them at a high percentile (e.g., the 99th percentile).</w:t>
+            </w:r>
+          </w:p>
+          <w:bookmarkEnd w:id="16"/>
+        </w:tc>
+      </w:tr>
+    </w:tbl>
     <w:p>
       <w:pPr>
         <w:pStyle w:val="BodyText"/>
       </w:pPr>
-      <w:r>
-        <w:rPr>
-          <w:b/>
-          <w:bCs/>
-        </w:rPr>
-        <w:t xml:space="preserve">Weight truncation</w:t>
-      </w:r>
-      <w:r>
-        <w:t xml:space="preserve">: A pragmatic approach to handle extreme weights</w:t>
-      </w:r>
-      <w:r>
-        <w:t xml:space="preserve"> </w:t>
-      </w:r>
-      <w:r>
-        <w:t xml:space="preserve">is to truncate (or</w:t>
-      </w:r>
-      <w:r>
-        <w:t xml:space="preserve"> </w:t>
-      </w:r>
-      <w:r>
-        <w:t xml:space="preserve">“trim”</w:t>
-      </w:r>
-      <w:r>
-        <w:t xml:space="preserve">) them at a high percentile (e.g., 99th percentile).</w:t>
-      </w:r>
-      <w:r>
-        <w:t xml:space="preserve"> </w:t>
-      </w:r>
-      <w:r>
-        <w:t xml:space="preserve">Truncation introduces a small bias but can substantially reduce variance.</w:t>
-      </w:r>
-      <w:r>
-        <w:t xml:space="preserve"> </w:t>
-      </w:r>
-      <w:r>
-        <w:t xml:space="preserve">The analyst should report both truncated and untruncated results.</w:t>
-      </w:r>
+      <w:ins w:id="33" w:author="PR Preview" w:date="2024-01-01T00:00:00Z">
+        <w:r>
+          <w:t xml:space="preserve">Truncation introduces a small bias but can substantially reduce variance.</w:t>
+        </w:r>
+      </w:ins>
+      <w:ins w:id="33" w:author="PR Preview" w:date="2024-01-01T00:00:00Z">
+        <w:r>
+          <w:t xml:space="preserve"> </w:t>
+        </w:r>
+      </w:ins>
+      <w:ins w:id="33" w:author="PR Preview" w:date="2024-01-01T00:00:00Z">
+        <w:r>
+          <w:t xml:space="preserve">The analyst should report both truncated and untruncated results.</w:t>
+        </w:r>
+      </w:ins>
     </w:p>
     <w:p>
       <w:pPr>
@@ -3523,8 +3609,8 @@
         <w:t xml:space="preserve">.</w:t>
       </w:r>
     </w:p>
-    <w:bookmarkEnd w:id="15"/>
-    <w:bookmarkStart w:id="17" w:name="censoring-weights"/>
+    <w:bookmarkEnd w:id="17"/>
+    <w:bookmarkStart w:id="19" w:name="censoring-weights"/>
     <w:p>
       <w:pPr>
         <w:pStyle w:val="Heading3"/>
@@ -3581,7 +3667,7 @@
               <w:spacing w:before="16" w:after="64"/>
             </w:pPr>
           </w:p>
-          <w:bookmarkStart w:id="16" w:name="def-censoring-weights"/>
+          <w:bookmarkStart w:id="18" w:name="def-censoring-weights"/>
           <w:p>
             <w:pPr>
               <w:pStyle w:val="BodyText"/>
@@ -3591,7 +3677,7 @@
                 <w:b/>
                 <w:bCs/>
               </w:rPr>
-              <w:t xml:space="preserve">Definition 4 (Stabilized Censoring IP Weights)</w:t>
+              <w:t xml:space="preserve">Definition 5 (Stabilized Censoring IP Weights)</w:t>
             </w:r>
             <w:r>
               <w:t xml:space="preserve"> </w:t>
@@ -3977,7 +4063,7 @@
               </m:oMath>
             </m:oMathPara>
           </w:p>
-          <w:bookmarkEnd w:id="16"/>
+          <w:bookmarkEnd w:id="18"/>
         </w:tc>
       </w:tr>
     </w:tbl>
@@ -4090,9 +4176,9 @@
         <w:t xml:space="preserve">to represent the full cohort).</w:t>
       </w:r>
     </w:p>
-    <w:bookmarkEnd w:id="17"/>
-    <w:bookmarkEnd w:id="18"/>
-    <w:bookmarkStart w:id="20" w:name="Xda118a4b1dcafc2149b9d829c663dcffb2b5a7b"/>
+    <w:bookmarkEnd w:id="19"/>
+    <w:bookmarkEnd w:id="20"/>
+    <w:bookmarkStart w:id="22" w:name="Xda118a4b1dcafc2149b9d829c663dcffb2b5a7b"/>
     <w:p>
       <w:pPr>
         <w:pStyle w:val="Heading2"/>
@@ -4200,7 +4286,7 @@
               <w:spacing w:before="16" w:after="64"/>
             </w:pPr>
           </w:p>
-          <w:bookmarkStart w:id="19" w:name="def-dr-tv"/>
+          <w:bookmarkStart w:id="21" w:name="def-dr-tv"/>
           <w:p>
             <w:pPr>
               <w:pStyle w:val="BodyText"/>
@@ -4210,7 +4296,7 @@
                 <w:b/>
                 <w:bCs/>
               </w:rPr>
-              <w:t xml:space="preserve">Definition 5 (Doubly Robust Estimator (Augmented IPW))</w:t>
+              <w:t xml:space="preserve">Definition 6 (Doubly Robust Estimator (Augmented IPW))</w:t>
             </w:r>
             <w:r>
               <w:t xml:space="preserve"> </w:t>
@@ -4769,7 +4855,7 @@
               <w:t xml:space="preserve">.</w:t>
             </w:r>
           </w:p>
-          <w:bookmarkEnd w:id="19"/>
+          <w:bookmarkEnd w:id="21"/>
         </w:tc>
       </w:tr>
     </w:tbl>
@@ -5230,8 +5316,8 @@
         <w:t xml:space="preserve">that incorporates outcome model targeting for improved finite-sample performance.</w:t>
       </w:r>
     </w:p>
-    <w:bookmarkEnd w:id="20"/>
-    <w:bookmarkStart w:id="25" w:name="Xe2555f5579589ca75dc14664fd03780761e63ef"/>
+    <w:bookmarkEnd w:id="22"/>
+    <w:bookmarkStart w:id="30" w:name="Xe2555f5579589ca75dc14664fd03780761e63ef"/>
     <w:p>
       <w:pPr>
         <w:pStyle w:val="Heading2"/>
@@ -5346,7 +5432,7 @@
               <w:spacing w:before="16" w:after="64"/>
             </w:pPr>
           </w:p>
-          <w:bookmarkStart w:id="21" w:name="def-snmm"/>
+          <w:bookmarkStart w:id="23" w:name="def-snmm"/>
           <w:p>
             <w:pPr>
               <w:pStyle w:val="BodyText"/>
@@ -5356,7 +5442,7 @@
                 <w:b/>
                 <w:bCs/>
               </w:rPr>
-              <w:t xml:space="preserve">Definition 6 (Structural Nested Mean Model (SNMM))</w:t>
+              <w:t xml:space="preserve">Definition 7 (Structural Nested Mean Model (SNMM))</w:t>
             </w:r>
             <w:r>
               <w:t xml:space="preserve"> </w:t>
@@ -6005,7 +6091,7 @@
               <w:t xml:space="preserve">onward.</w:t>
             </w:r>
           </w:p>
-          <w:bookmarkEnd w:id="21"/>
+          <w:bookmarkEnd w:id="23"/>
         </w:tc>
       </w:tr>
     </w:tbl>
@@ -6089,414 +6175,266 @@
         <w:t xml:space="preserve">:</w:t>
       </w:r>
     </w:p>
+    <w:tbl>
+      <w:tblPr>
+        <w:tblStyle w:val="Table"/>
+        <w:tblInd w:w="164" w:type="dxa"/>
+        <w:tblBorders>
+          <w:left w:val="single" w:sz="24" w:space="0" w:color="909090"/>
+        </w:tblBorders>
+        <w:tblCellMar>
+          <w:left w:w="0" w:type="dxa"/>
+          <w:right w:w="0" w:type="dxa"/>
+        </w:tblCellMar>
+        <w:tblLook w:firstRow="0" w:lastRow="0" w:firstColumn="0" w:lastColumn="0" w:noHBand="0" w:noVBand="0" w:val="0000"/>
+      </w:tblPr>
+      <w:tblGrid>
+        <w:gridCol w:w="7920"/>
+      </w:tblGrid>
+      <w:tr>
+        <w:trPr>
+          <w:cantSplit/>
+        </w:trPr>
+        <w:tc>
+          <w:tcPr>
+            <w:tcMar>
+              <w:left w:w="144" w:type="dxa"/>
+            </w:tcMar>
+          </w:tcPr>
+          <w:p>
+            <w:pPr>
+              <w:pStyle w:val="BodyText"/>
+            </w:pPr>
+            <w:pPr>
+              <w:spacing w:before="16" w:after="64"/>
+            </w:pPr>
+          </w:p>
+          <w:bookmarkStart w:id="24" w:name="def-linear-snmm"/>
+          <w:p>
+            <w:pPr>
+              <w:pStyle w:val="BodyText"/>
+            </w:pPr>
+            <w:r>
+              <w:rPr>
+                <w:b/>
+                <w:bCs/>
+              </w:rPr>
+              <w:t xml:space="preserve">Definition 8 (Linear SNMM)</w:t>
+            </w:r>
+          </w:p>
+          <w:p>
+            <w:pPr>
+              <w:pStyle w:val="BodyText"/>
+            </w:pPr>
+            <m:oMathPara>
+              <m:oMathParaPr>
+                <m:jc m:val="center"/>
+              </m:oMathParaPr>
+              <m:oMath>
+                <m:sSub>
+                  <m:e>
+                    <m:r>
+                      <m:t>γ</m:t>
+                    </m:r>
+                  </m:e>
+                  <m:sub>
+                    <m:r>
+                      <m:t>k</m:t>
+                    </m:r>
+                  </m:sub>
+                </m:sSub>
+                <m:r>
+                  <m:rPr>
+                    <m:sty m:val="p"/>
+                  </m:rPr>
+                  <m:t>(</m:t>
+                </m:r>
+                <m:sSub>
+                  <m:e>
+                    <m:acc>
+                      <m:accPr>
+                        <m:chr m:val="‾"/>
+                      </m:accPr>
+                      <m:e>
+                        <m:r>
+                          <m:t>a</m:t>
+                        </m:r>
+                      </m:e>
+                    </m:acc>
+                  </m:e>
+                  <m:sub>
+                    <m:r>
+                      <m:t>k</m:t>
+                    </m:r>
+                  </m:sub>
+                </m:sSub>
+                <m:r>
+                  <m:rPr>
+                    <m:sty m:val="p"/>
+                  </m:rPr>
+                  <m:t>,</m:t>
+                </m:r>
+                <m:sSub>
+                  <m:e>
+                    <m:acc>
+                      <m:accPr>
+                        <m:chr m:val="‾"/>
+                      </m:accPr>
+                      <m:e>
+                        <m:r>
+                          <m:t>l</m:t>
+                        </m:r>
+                      </m:e>
+                    </m:acc>
+                  </m:e>
+                  <m:sub>
+                    <m:r>
+                      <m:t>k</m:t>
+                    </m:r>
+                  </m:sub>
+                </m:sSub>
+                <m:r>
+                  <m:rPr>
+                    <m:sty m:val="p"/>
+                  </m:rPr>
+                  <m:t>;</m:t>
+                </m:r>
+                <m:r>
+                  <m:t>ψ</m:t>
+                </m:r>
+                <m:r>
+                  <m:rPr>
+                    <m:sty m:val="p"/>
+                  </m:rPr>
+                  <m:t>)</m:t>
+                </m:r>
+                <m:r>
+                  <m:rPr>
+                    <m:sty m:val="p"/>
+                  </m:rPr>
+                  <m:t>=</m:t>
+                </m:r>
+                <m:sSub>
+                  <m:e>
+                    <m:r>
+                      <m:t>ψ</m:t>
+                    </m:r>
+                  </m:e>
+                  <m:sub>
+                    <m:r>
+                      <m:t>1</m:t>
+                    </m:r>
+                  </m:sub>
+                </m:sSub>
+                <m:sSub>
+                  <m:e>
+                    <m:r>
+                      <m:t>a</m:t>
+                    </m:r>
+                  </m:e>
+                  <m:sub>
+                    <m:r>
+                      <m:t>k</m:t>
+                    </m:r>
+                  </m:sub>
+                </m:sSub>
+                <m:r>
+                  <m:rPr>
+                    <m:sty m:val="p"/>
+                  </m:rPr>
+                  <m:t>+</m:t>
+                </m:r>
+                <m:sSub>
+                  <m:e>
+                    <m:r>
+                      <m:t>ψ</m:t>
+                    </m:r>
+                  </m:e>
+                  <m:sub>
+                    <m:r>
+                      <m:t>2</m:t>
+                    </m:r>
+                  </m:sub>
+                </m:sSub>
+                <m:sSub>
+                  <m:e>
+                    <m:r>
+                      <m:t>a</m:t>
+                    </m:r>
+                  </m:e>
+                  <m:sub>
+                    <m:r>
+                      <m:t>k</m:t>
+                    </m:r>
+                  </m:sub>
+                </m:sSub>
+                <m:r>
+                  <m:rPr>
+                    <m:sty m:val="p"/>
+                  </m:rPr>
+                  <m:t>⋅</m:t>
+                </m:r>
+                <m:r>
+                  <m:rPr>
+                    <m:nor/>
+                    <m:sty m:val="p"/>
+                  </m:rPr>
+                  <m:t>(modifier)</m:t>
+                </m:r>
+                <m:r>
+                  <m:rPr>
+                    <m:sty m:val="p"/>
+                  </m:rPr>
+                  <m:t>,</m:t>
+                </m:r>
+              </m:oMath>
+            </m:oMathPara>
+          </w:p>
+          <w:p>
+            <w:pPr>
+              <w:pStyle w:val="FirstParagraph"/>
+            </w:pPr>
+            <w:r>
+              <w:t xml:space="preserve">where the modifier might be a baseline or time-varying covariate.</w:t>
+            </w:r>
+          </w:p>
+          <w:bookmarkEnd w:id="24"/>
+        </w:tc>
+      </w:tr>
+    </w:tbl>
+    <w:bookmarkStart w:id="27" w:name="g-estimation-algorithm"/>
     <w:p>
       <w:pPr>
-        <w:pStyle w:val="BodyText"/>
+        <w:pStyle w:val="Heading3"/>
       </w:pPr>
-      <m:oMathPara>
-        <m:oMathParaPr>
-          <m:jc m:val="center"/>
-        </m:oMathParaPr>
-        <m:oMath>
-          <m:sSub>
-            <m:e>
-              <m:r>
-                <m:t>γ</m:t>
-              </m:r>
-            </m:e>
-            <m:sub>
-              <m:r>
-                <m:t>k</m:t>
-              </m:r>
-            </m:sub>
-          </m:sSub>
-          <m:r>
-            <m:rPr>
-              <m:sty m:val="p"/>
-            </m:rPr>
-            <m:t>(</m:t>
-          </m:r>
-          <m:sSub>
-            <m:e>
-              <m:acc>
-                <m:accPr>
-                  <m:chr m:val="‾"/>
-                </m:accPr>
-                <m:e>
-                  <m:r>
-                    <m:t>a</m:t>
-                  </m:r>
-                </m:e>
-              </m:acc>
-            </m:e>
-            <m:sub>
-              <m:r>
-                <m:t>k</m:t>
-              </m:r>
-            </m:sub>
-          </m:sSub>
-          <m:r>
-            <m:rPr>
-              <m:sty m:val="p"/>
-            </m:rPr>
-            <m:t>,</m:t>
-          </m:r>
-          <m:sSub>
-            <m:e>
-              <m:acc>
-                <m:accPr>
-                  <m:chr m:val="‾"/>
-                </m:accPr>
-                <m:e>
-                  <m:r>
-                    <m:t>l</m:t>
-                  </m:r>
-                </m:e>
-              </m:acc>
-            </m:e>
-            <m:sub>
-              <m:r>
-                <m:t>k</m:t>
-              </m:r>
-            </m:sub>
-          </m:sSub>
-          <m:r>
-            <m:rPr>
-              <m:sty m:val="p"/>
-            </m:rPr>
-            <m:t>;</m:t>
-          </m:r>
-          <m:r>
-            <m:t>ψ</m:t>
-          </m:r>
-          <m:r>
-            <m:rPr>
-              <m:sty m:val="p"/>
-            </m:rPr>
-            <m:t>)</m:t>
-          </m:r>
-          <m:r>
-            <m:rPr>
-              <m:sty m:val="p"/>
-            </m:rPr>
-            <m:t>=</m:t>
-          </m:r>
-          <m:sSub>
-            <m:e>
-              <m:r>
-                <m:t>ψ</m:t>
-              </m:r>
-            </m:e>
-            <m:sub>
-              <m:r>
-                <m:t>1</m:t>
-              </m:r>
-            </m:sub>
-          </m:sSub>
-          <m:sSub>
-            <m:e>
-              <m:r>
-                <m:t>a</m:t>
-              </m:r>
-            </m:e>
-            <m:sub>
-              <m:r>
-                <m:t>k</m:t>
-              </m:r>
-            </m:sub>
-          </m:sSub>
-          <m:r>
-            <m:rPr>
-              <m:sty m:val="p"/>
-            </m:rPr>
-            <m:t>+</m:t>
-          </m:r>
-          <m:sSub>
-            <m:e>
-              <m:r>
-                <m:t>ψ</m:t>
-              </m:r>
-            </m:e>
-            <m:sub>
-              <m:r>
-                <m:t>2</m:t>
-              </m:r>
-            </m:sub>
-          </m:sSub>
-          <m:sSub>
-            <m:e>
-              <m:r>
-                <m:t>a</m:t>
-              </m:r>
-            </m:e>
-            <m:sub>
-              <m:r>
-                <m:t>k</m:t>
-              </m:r>
-            </m:sub>
-          </m:sSub>
-          <m:r>
-            <m:rPr>
-              <m:sty m:val="p"/>
-            </m:rPr>
-            <m:t>⋅</m:t>
-          </m:r>
-          <m:r>
-            <m:rPr>
-              <m:nor/>
-              <m:sty m:val="p"/>
-            </m:rPr>
-            <m:t>(modifier)</m:t>
-          </m:r>
-          <m:r>
-            <m:rPr>
-              <m:sty m:val="p"/>
-            </m:rPr>
-            <m:t>,</m:t>
-          </m:r>
-        </m:oMath>
-      </m:oMathPara>
+      <w:r>
+        <w:t xml:space="preserve">4.1 G-Estimation Algorithm</w:t>
+      </w:r>
     </w:p>
     <w:p>
       <w:pPr>
         <w:pStyle w:val="FirstParagraph"/>
       </w:pPr>
-      <w:r>
-        <w:t xml:space="preserve">where the modifier might be a baseline or time-varying covariate.</w:t>
-      </w:r>
-    </w:p>
-    <w:bookmarkStart w:id="22" w:name="g-estimation-algorithm"/>
-    <w:p>
-      <w:pPr>
-        <w:pStyle w:val="Heading3"/>
-      </w:pPr>
-      <w:r>
-        <w:t xml:space="preserve">4.1 G-Estimation Algorithm</w:t>
-      </w:r>
-    </w:p>
-    <w:p>
-      <w:pPr>
-        <w:pStyle w:val="FirstParagraph"/>
-      </w:pPr>
-      <w:r>
-        <w:t xml:space="preserve">The key insight behind g-estimation is that under sequential exchangeability,</w:t>
-      </w:r>
-      <w:r>
-        <w:t xml:space="preserve"> </w:t>
-      </w:r>
-      <w:r>
-        <w:t xml:space="preserve">the</w:t>
-      </w:r>
-      <w:r>
-        <w:t xml:space="preserve"> </w:t>
-      </w:r>
-      <w:r>
-        <w:rPr>
-          <w:b/>
-          <w:bCs/>
-        </w:rPr>
-        <w:t xml:space="preserve">blipped-down outcome</w:t>
-      </w:r>
-    </w:p>
-    <w:p>
-      <w:pPr>
-        <w:pStyle w:val="BodyText"/>
-      </w:pPr>
-      <m:oMathPara>
-        <m:oMathParaPr>
-          <m:jc m:val="center"/>
-        </m:oMathParaPr>
-        <m:oMath>
-          <m:sSub>
-            <m:e>
-              <m:r>
-                <m:t>H</m:t>
-              </m:r>
-            </m:e>
-            <m:sub>
-              <m:r>
-                <m:t>k</m:t>
-              </m:r>
-            </m:sub>
-          </m:sSub>
-          <m:r>
-            <m:rPr>
-              <m:sty m:val="p"/>
-            </m:rPr>
-            <m:t>(</m:t>
-          </m:r>
-          <m:r>
-            <m:t>ψ</m:t>
-          </m:r>
-          <m:r>
-            <m:rPr>
-              <m:sty m:val="p"/>
-            </m:rPr>
-            <m:t>)</m:t>
-          </m:r>
-          <m:r>
-            <m:rPr>
-              <m:sty m:val="p"/>
-            </m:rPr>
-            <m:t>=</m:t>
-          </m:r>
-          <m:r>
-            <m:t>Y</m:t>
-          </m:r>
-          <m:r>
-            <m:rPr>
-              <m:sty m:val="p"/>
-            </m:rPr>
-            <m:t>−</m:t>
-          </m:r>
-          <m:nary>
-            <m:naryPr>
-              <m:chr m:val="∑"/>
-              <m:limLoc m:val="undOvr"/>
-              <m:subHide m:val="off"/>
-              <m:supHide m:val="off"/>
-            </m:naryPr>
-            <m:sub>
-              <m:r>
-                <m:t>j</m:t>
-              </m:r>
-              <m:r>
-                <m:rPr>
-                  <m:sty m:val="p"/>
-                </m:rPr>
-                <m:t>=</m:t>
-              </m:r>
-              <m:r>
-                <m:t>k</m:t>
-              </m:r>
-            </m:sub>
-            <m:sup>
-              <m:r>
-                <m:t>K</m:t>
-              </m:r>
-            </m:sup>
-            <m:e>
-              <m:sSub>
-                <m:e>
-                  <m:r>
-                    <m:t>γ</m:t>
-                  </m:r>
-                </m:e>
-                <m:sub>
-                  <m:r>
-                    <m:t>j</m:t>
-                  </m:r>
-                </m:sub>
-              </m:sSub>
-            </m:e>
-          </m:nary>
-          <m:r>
-            <m:rPr>
-              <m:sty m:val="p"/>
-            </m:rPr>
-            <m:t>(</m:t>
-          </m:r>
-          <m:sSub>
-            <m:e>
-              <m:acc>
-                <m:accPr>
-                  <m:chr m:val="‾"/>
-                </m:accPr>
-                <m:e>
-                  <m:r>
-                    <m:t>A</m:t>
-                  </m:r>
-                </m:e>
-              </m:acc>
-            </m:e>
-            <m:sub>
-              <m:r>
-                <m:t>j</m:t>
-              </m:r>
-            </m:sub>
-          </m:sSub>
-          <m:r>
-            <m:rPr>
-              <m:sty m:val="p"/>
-            </m:rPr>
-            <m:t>,</m:t>
-          </m:r>
-          <m:sSub>
-            <m:e>
-              <m:acc>
-                <m:accPr>
-                  <m:chr m:val="‾"/>
-                </m:accPr>
-                <m:e>
-                  <m:r>
-                    <m:t>L</m:t>
-                  </m:r>
-                </m:e>
-              </m:acc>
-            </m:e>
-            <m:sub>
-              <m:r>
-                <m:t>j</m:t>
-              </m:r>
-            </m:sub>
-          </m:sSub>
-          <m:r>
-            <m:rPr>
-              <m:sty m:val="p"/>
-            </m:rPr>
-            <m:t>;</m:t>
-          </m:r>
-          <m:r>
-            <m:t>ψ</m:t>
-          </m:r>
-          <m:r>
-            <m:rPr>
-              <m:sty m:val="p"/>
-            </m:rPr>
-            <m:t>)</m:t>
-          </m:r>
-        </m:oMath>
-      </m:oMathPara>
-    </w:p>
-    <w:p>
-      <w:pPr>
-        <w:pStyle w:val="FirstParagraph"/>
-      </w:pPr>
-      <w:r>
-        <w:t xml:space="preserve">(the outcome with the effect of treatment from time</w:t>
-      </w:r>
-      <w:r>
-        <w:t xml:space="preserve"> </w:t>
-      </w:r>
-      <m:oMath>
-        <m:r>
-          <m:t>k</m:t>
-        </m:r>
-      </m:oMath>
-      <w:r>
-        <w:t xml:space="preserve"> </w:t>
-      </w:r>
-      <w:r>
-        <w:t xml:space="preserve">onward</w:t>
-      </w:r>
-      <w:r>
-        <w:t xml:space="preserve"> </w:t>
-      </w:r>
-      <w:r>
-        <w:t xml:space="preserve">“removed”</w:t>
-      </w:r>
-      <w:r>
-        <w:t xml:space="preserve">)</w:t>
-      </w:r>
-      <w:r>
-        <w:t xml:space="preserve"> </w:t>
-      </w:r>
-      <w:r>
-        <w:t xml:space="preserve">must be mean-independent of</w:t>
-      </w:r>
-      <w:r>
-        <w:t xml:space="preserve"> </w:t>
-      </w:r>
+      <w:ins w:id="53" w:author="PR Preview" w:date="2024-01-01T00:00:00Z">
+        <w:r>
+          <w:t xml:space="preserve">The key insight behind g-estimation is that under sequential exchangeability,</w:t>
+        </w:r>
+      </w:ins>
+      <w:ins w:id="53" w:author="PR Preview" w:date="2024-01-01T00:00:00Z">
+        <w:r>
+          <w:t xml:space="preserve"> </w:t>
+        </w:r>
+      </w:ins>
+      <w:ins w:id="53" w:author="PR Preview" w:date="2024-01-01T00:00:00Z">
+        <w:r>
+          <w:t xml:space="preserve">the blipped-down outcome must be mean-independent of</w:t>
+        </w:r>
+      </w:ins>
+      <w:ins w:id="53" w:author="PR Preview" w:date="2024-01-01T00:00:00Z">
+        <w:r>
+          <w:t xml:space="preserve"> </w:t>
+        </w:r>
+      </w:ins>
       <m:oMath>
         <m:sSub>
           <m:e>
@@ -6511,15 +6449,21 @@
           </m:sub>
         </m:sSub>
       </m:oMath>
-      <w:r>
-        <w:t xml:space="preserve"> </w:t>
-      </w:r>
-      <w:r>
-        <w:t xml:space="preserve">conditional on</w:t>
-      </w:r>
-      <w:r>
-        <w:t xml:space="preserve"> </w:t>
-      </w:r>
+      <w:ins w:id="53" w:author="PR Preview" w:date="2024-01-01T00:00:00Z">
+        <w:r>
+          <w:t xml:space="preserve"> </w:t>
+        </w:r>
+      </w:ins>
+      <w:ins w:id="53" w:author="PR Preview" w:date="2024-01-01T00:00:00Z">
+        <w:r>
+          <w:t xml:space="preserve">conditional on</w:t>
+        </w:r>
+      </w:ins>
+      <w:ins w:id="53" w:author="PR Preview" w:date="2024-01-01T00:00:00Z">
+        <w:r>
+          <w:t xml:space="preserve"> </w:t>
+        </w:r>
+      </w:ins>
       <m:oMath>
         <m:r>
           <m:rPr>
@@ -6587,55 +6531,409 @@
           <m:t>)</m:t>
         </m:r>
       </m:oMath>
-      <w:r>
-        <w:t xml:space="preserve"> </w:t>
-      </w:r>
-      <w:r>
-        <w:t xml:space="preserve">when</w:t>
-      </w:r>
-      <w:r>
-        <w:t xml:space="preserve"> </w:t>
-      </w:r>
+      <w:ins w:id="53" w:author="PR Preview" w:date="2024-01-01T00:00:00Z">
+        <w:r>
+          <w:t xml:space="preserve"> </w:t>
+        </w:r>
+      </w:ins>
+      <w:ins w:id="53" w:author="PR Preview" w:date="2024-01-01T00:00:00Z">
+        <w:r>
+          <w:t xml:space="preserve">when</w:t>
+        </w:r>
+      </w:ins>
+      <w:ins w:id="53" w:author="PR Preview" w:date="2024-01-01T00:00:00Z">
+        <w:r>
+          <w:t xml:space="preserve"> </w:t>
+        </w:r>
+      </w:ins>
       <m:oMath>
         <m:r>
           <m:t>ψ</m:t>
         </m:r>
       </m:oMath>
-      <w:r>
-        <w:t xml:space="preserve"> </w:t>
-      </w:r>
-      <w:r>
-        <w:t xml:space="preserve">equals the true parameter.</w:t>
-      </w:r>
-      <w:r>
-        <w:t xml:space="preserve"> </w:t>
-      </w:r>
-      <w:r>
-        <w:t xml:space="preserve">G-estimation exploits this to estimate</w:t>
-      </w:r>
-      <w:r>
-        <w:t xml:space="preserve"> </w:t>
-      </w:r>
+      <w:ins w:id="53" w:author="PR Preview" w:date="2024-01-01T00:00:00Z">
+        <w:r>
+          <w:t xml:space="preserve"> </w:t>
+        </w:r>
+      </w:ins>
+      <w:ins w:id="53" w:author="PR Preview" w:date="2024-01-01T00:00:00Z">
+        <w:r>
+          <w:t xml:space="preserve">equals the true parameter.</w:t>
+        </w:r>
+      </w:ins>
+    </w:p>
+    <w:tbl>
+      <w:tblPr>
+        <w:tblStyle w:val="Table"/>
+        <w:tblInd w:w="164" w:type="dxa"/>
+        <w:tblBorders>
+          <w:left w:val="single" w:sz="24" w:space="0" w:color="909090"/>
+        </w:tblBorders>
+        <w:tblCellMar>
+          <w:left w:w="0" w:type="dxa"/>
+          <w:right w:w="0" w:type="dxa"/>
+        </w:tblCellMar>
+        <w:tblLook w:firstRow="0" w:lastRow="0" w:firstColumn="0" w:lastColumn="0" w:noHBand="0" w:noVBand="0" w:val="0000"/>
+      </w:tblPr>
+      <w:tblGrid>
+        <w:gridCol w:w="7920"/>
+      </w:tblGrid>
+      <w:tr>
+        <w:trPr>
+          <w:cantSplit/>
+        </w:trPr>
+        <w:tc>
+          <w:tcPr>
+            <w:tcMar>
+              <w:left w:w="144" w:type="dxa"/>
+            </w:tcMar>
+          </w:tcPr>
+          <w:p>
+            <w:pPr>
+              <w:pStyle w:val="BodyText"/>
+            </w:pPr>
+            <w:pPr>
+              <w:spacing w:before="16" w:after="64"/>
+            </w:pPr>
+          </w:p>
+          <w:bookmarkStart w:id="25" w:name="def-blipped-down-outcome"/>
+          <w:p>
+            <w:pPr>
+              <w:pStyle w:val="BodyText"/>
+            </w:pPr>
+            <w:r>
+              <w:rPr>
+                <w:b/>
+                <w:bCs/>
+              </w:rPr>
+              <w:t xml:space="preserve">Definition 9 (Blipped-Down Outcome)</w:t>
+            </w:r>
+            <w:r>
+              <w:t xml:space="preserve"> </w:t>
+            </w:r>
+            <w:r>
+              <w:t xml:space="preserve">The</w:t>
+            </w:r>
+            <w:r>
+              <w:t xml:space="preserve"> </w:t>
+            </w:r>
+            <w:r>
+              <w:rPr>
+                <w:b/>
+                <w:bCs/>
+              </w:rPr>
+              <w:t xml:space="preserve">blipped-down outcome</w:t>
+            </w:r>
+          </w:p>
+          <w:p>
+            <w:pPr>
+              <w:pStyle w:val="BodyText"/>
+            </w:pPr>
+            <m:oMathPara>
+              <m:oMathParaPr>
+                <m:jc m:val="center"/>
+              </m:oMathParaPr>
+              <m:oMath>
+                <m:sSub>
+                  <m:e>
+                    <m:r>
+                      <m:t>H</m:t>
+                    </m:r>
+                  </m:e>
+                  <m:sub>
+                    <m:r>
+                      <m:t>k</m:t>
+                    </m:r>
+                  </m:sub>
+                </m:sSub>
+                <m:r>
+                  <m:rPr>
+                    <m:sty m:val="p"/>
+                  </m:rPr>
+                  <m:t>(</m:t>
+                </m:r>
+                <m:r>
+                  <m:t>ψ</m:t>
+                </m:r>
+                <m:r>
+                  <m:rPr>
+                    <m:sty m:val="p"/>
+                  </m:rPr>
+                  <m:t>)</m:t>
+                </m:r>
+                <m:r>
+                  <m:rPr>
+                    <m:sty m:val="p"/>
+                  </m:rPr>
+                  <m:t>=</m:t>
+                </m:r>
+                <m:r>
+                  <m:t>Y</m:t>
+                </m:r>
+                <m:r>
+                  <m:rPr>
+                    <m:sty m:val="p"/>
+                  </m:rPr>
+                  <m:t>−</m:t>
+                </m:r>
+                <m:nary>
+                  <m:naryPr>
+                    <m:chr m:val="∑"/>
+                    <m:limLoc m:val="undOvr"/>
+                    <m:subHide m:val="off"/>
+                    <m:supHide m:val="off"/>
+                  </m:naryPr>
+                  <m:sub>
+                    <m:r>
+                      <m:t>j</m:t>
+                    </m:r>
+                    <m:r>
+                      <m:rPr>
+                        <m:sty m:val="p"/>
+                      </m:rPr>
+                      <m:t>=</m:t>
+                    </m:r>
+                    <m:r>
+                      <m:t>k</m:t>
+                    </m:r>
+                  </m:sub>
+                  <m:sup>
+                    <m:r>
+                      <m:t>K</m:t>
+                    </m:r>
+                  </m:sup>
+                  <m:e>
+                    <m:sSub>
+                      <m:e>
+                        <m:r>
+                          <m:t>γ</m:t>
+                        </m:r>
+                      </m:e>
+                      <m:sub>
+                        <m:r>
+                          <m:t>j</m:t>
+                        </m:r>
+                      </m:sub>
+                    </m:sSub>
+                  </m:e>
+                </m:nary>
+                <m:r>
+                  <m:rPr>
+                    <m:sty m:val="p"/>
+                  </m:rPr>
+                  <m:t>(</m:t>
+                </m:r>
+                <m:sSub>
+                  <m:e>
+                    <m:acc>
+                      <m:accPr>
+                        <m:chr m:val="‾"/>
+                      </m:accPr>
+                      <m:e>
+                        <m:r>
+                          <m:t>A</m:t>
+                        </m:r>
+                      </m:e>
+                    </m:acc>
+                  </m:e>
+                  <m:sub>
+                    <m:r>
+                      <m:t>j</m:t>
+                    </m:r>
+                  </m:sub>
+                </m:sSub>
+                <m:r>
+                  <m:rPr>
+                    <m:sty m:val="p"/>
+                  </m:rPr>
+                  <m:t>,</m:t>
+                </m:r>
+                <m:sSub>
+                  <m:e>
+                    <m:acc>
+                      <m:accPr>
+                        <m:chr m:val="‾"/>
+                      </m:accPr>
+                      <m:e>
+                        <m:r>
+                          <m:t>L</m:t>
+                        </m:r>
+                      </m:e>
+                    </m:acc>
+                  </m:e>
+                  <m:sub>
+                    <m:r>
+                      <m:t>j</m:t>
+                    </m:r>
+                  </m:sub>
+                </m:sSub>
+                <m:r>
+                  <m:rPr>
+                    <m:sty m:val="p"/>
+                  </m:rPr>
+                  <m:t>;</m:t>
+                </m:r>
+                <m:r>
+                  <m:t>ψ</m:t>
+                </m:r>
+                <m:r>
+                  <m:rPr>
+                    <m:sty m:val="p"/>
+                  </m:rPr>
+                  <m:t>)</m:t>
+                </m:r>
+              </m:oMath>
+            </m:oMathPara>
+          </w:p>
+          <w:p>
+            <w:pPr>
+              <w:pStyle w:val="FirstParagraph"/>
+            </w:pPr>
+            <w:r>
+              <w:t xml:space="preserve">is the outcome with the effect of treatment from time</w:t>
+            </w:r>
+            <w:r>
+              <w:t xml:space="preserve"> </w:t>
+            </w:r>
+            <m:oMath>
+              <m:r>
+                <m:t>k</m:t>
+              </m:r>
+            </m:oMath>
+            <w:r>
+              <w:t xml:space="preserve"> </w:t>
+            </w:r>
+            <w:r>
+              <w:t xml:space="preserve">onward</w:t>
+            </w:r>
+            <w:r>
+              <w:t xml:space="preserve"> </w:t>
+            </w:r>
+            <w:r>
+              <w:t xml:space="preserve">“removed.”</w:t>
+            </w:r>
+          </w:p>
+          <w:bookmarkEnd w:id="25"/>
+        </w:tc>
+      </w:tr>
+    </w:tbl>
+    <w:p>
+      <w:pPr>
+        <w:pStyle w:val="BodyText"/>
+      </w:pPr>
+      <w:ins w:id="54" w:author="PR Preview" w:date="2024-01-01T00:00:00Z">
+        <w:r>
+          <w:t xml:space="preserve">G-estimation exploits the mean-independence of</w:t>
+        </w:r>
+      </w:ins>
+      <w:ins w:id="54" w:author="PR Preview" w:date="2024-01-01T00:00:00Z">
+        <w:r>
+          <w:t xml:space="preserve"> </w:t>
+        </w:r>
+      </w:ins>
+      <m:oMath>
+        <m:sSub>
+          <m:e>
+            <m:r>
+              <m:t>H</m:t>
+            </m:r>
+          </m:e>
+          <m:sub>
+            <m:r>
+              <m:t>k</m:t>
+            </m:r>
+          </m:sub>
+        </m:sSub>
+        <m:r>
+          <m:rPr>
+            <m:sty m:val="p"/>
+          </m:rPr>
+          <m:t>(</m:t>
+        </m:r>
+        <m:r>
+          <m:t>ψ</m:t>
+        </m:r>
+        <m:r>
+          <m:rPr>
+            <m:sty m:val="p"/>
+          </m:rPr>
+          <m:t>)</m:t>
+        </m:r>
+      </m:oMath>
+      <w:ins w:id="54" w:author="PR Preview" w:date="2024-01-01T00:00:00Z">
+        <w:r>
+          <w:t xml:space="preserve"> </w:t>
+        </w:r>
+      </w:ins>
+      <w:ins w:id="54" w:author="PR Preview" w:date="2024-01-01T00:00:00Z">
+        <w:r>
+          <w:t xml:space="preserve">and</w:t>
+        </w:r>
+      </w:ins>
+      <w:ins w:id="54" w:author="PR Preview" w:date="2024-01-01T00:00:00Z">
+        <w:r>
+          <w:t xml:space="preserve"> </w:t>
+        </w:r>
+      </w:ins>
+      <m:oMath>
+        <m:sSub>
+          <m:e>
+            <m:r>
+              <m:t>A</m:t>
+            </m:r>
+          </m:e>
+          <m:sub>
+            <m:r>
+              <m:t>k</m:t>
+            </m:r>
+          </m:sub>
+        </m:sSub>
+      </m:oMath>
+      <w:ins w:id="54" w:author="PR Preview" w:date="2024-01-01T00:00:00Z">
+        <w:r>
+          <w:t xml:space="preserve"> </w:t>
+        </w:r>
+      </w:ins>
+      <w:ins w:id="54" w:author="PR Preview" w:date="2024-01-01T00:00:00Z">
+        <w:r>
+          <w:t xml:space="preserve">at the true parameter value to estimate</w:t>
+        </w:r>
+      </w:ins>
+      <w:ins w:id="54" w:author="PR Preview" w:date="2024-01-01T00:00:00Z">
+        <w:r>
+          <w:t xml:space="preserve"> </w:t>
+        </w:r>
+      </w:ins>
       <m:oMath>
         <m:r>
           <m:t>ψ</m:t>
         </m:r>
       </m:oMath>
-      <w:r>
-        <w:t xml:space="preserve"> </w:t>
-      </w:r>
-      <w:r>
-        <w:t xml:space="preserve">by searching for the value</w:t>
-      </w:r>
-      <w:r>
-        <w:t xml:space="preserve"> </w:t>
-      </w:r>
-      <w:r>
-        <w:t xml:space="preserve">that makes</w:t>
-      </w:r>
-      <w:r>
-        <w:t xml:space="preserve"> </w:t>
-      </w:r>
+      <w:ins w:id="54" w:author="PR Preview" w:date="2024-01-01T00:00:00Z">
+        <w:r>
+          <w:t xml:space="preserve"> </w:t>
+        </w:r>
+      </w:ins>
+      <w:ins w:id="54" w:author="PR Preview" w:date="2024-01-01T00:00:00Z">
+        <w:r>
+          <w:t xml:space="preserve">by searching for the value</w:t>
+        </w:r>
+      </w:ins>
+      <w:ins w:id="54" w:author="PR Preview" w:date="2024-01-01T00:00:00Z">
+        <w:r>
+          <w:t xml:space="preserve"> </w:t>
+        </w:r>
+      </w:ins>
+      <w:ins w:id="54" w:author="PR Preview" w:date="2024-01-01T00:00:00Z">
+        <w:r>
+          <w:t xml:space="preserve">that makes</w:t>
+        </w:r>
+      </w:ins>
+      <w:ins w:id="54" w:author="PR Preview" w:date="2024-01-01T00:00:00Z">
+        <w:r>
+          <w:t xml:space="preserve"> </w:t>
+        </w:r>
+      </w:ins>
       <m:oMath>
         <m:sSub>
           <m:e>
@@ -6757,23 +7055,31 @@
           </m:sub>
         </m:sSub>
       </m:oMath>
-      <w:r>
-        <w:t xml:space="preserve"> </w:t>
-      </w:r>
-      <w:r>
-        <w:t xml:space="preserve">for all</w:t>
-      </w:r>
-      <w:r>
-        <w:t xml:space="preserve"> </w:t>
-      </w:r>
+      <w:ins w:id="54" w:author="PR Preview" w:date="2024-01-01T00:00:00Z">
+        <w:r>
+          <w:t xml:space="preserve"> </w:t>
+        </w:r>
+      </w:ins>
+      <w:ins w:id="54" w:author="PR Preview" w:date="2024-01-01T00:00:00Z">
+        <w:r>
+          <w:t xml:space="preserve">for all</w:t>
+        </w:r>
+      </w:ins>
+      <w:ins w:id="54" w:author="PR Preview" w:date="2024-01-01T00:00:00Z">
+        <w:r>
+          <w:t xml:space="preserve"> </w:t>
+        </w:r>
+      </w:ins>
       <m:oMath>
         <m:r>
           <m:t>k</m:t>
         </m:r>
       </m:oMath>
-      <w:r>
-        <w:t xml:space="preserve">.</w:t>
-      </w:r>
+      <w:ins w:id="54" w:author="PR Preview" w:date="2024-01-01T00:00:00Z">
+        <w:r>
+          <w:t xml:space="preserve">.</w:t>
+        </w:r>
+      </w:ins>
     </w:p>
     <w:p>
       <w:pPr>
@@ -6782,6 +7088,31 @@
       <w:r>
         <w:t xml:space="preserve">Practically, this is often implemented via:</w:t>
       </w:r>
+    </w:p>
+    <w:bookmarkStart w:id="26" w:name="alg-g-estimation-tv"/>
+    <w:p>
+      <w:pPr>
+        <w:pStyle w:val="BodyText"/>
+      </w:pPr>
+      <w:ins w:id="1056" w:author="PR Preview" w:date="2024-01-01T00:00:00Z">
+        <w:r>
+          <w:rPr>
+            <w:b/>
+            <w:bCs/>
+          </w:rPr>
+          <w:t xml:space="preserve">Algorithm 2 (G-Estimation Algorithm for Time-Varying Treatments)</w:t>
+        </w:r>
+      </w:ins>
+      <w:ins w:id="1056" w:author="PR Preview" w:date="2024-01-01T00:00:00Z">
+        <w:r>
+          <w:t xml:space="preserve"> </w:t>
+        </w:r>
+      </w:ins>
+      <w:ins w:id="1056" w:author="PR Preview" w:date="2024-01-01T00:00:00Z">
+        <w:r>
+          <w:t xml:space="preserve"> </w:t>
+        </w:r>
+      </w:ins>
     </w:p>
     <w:p>
       <w:pPr>
@@ -7174,6 +7505,7 @@
         </m:oMath>
       </m:oMathPara>
     </w:p>
+    <w:bookmarkEnd w:id="26"/>
     <w:p>
       <w:pPr>
         <w:pStyle w:val="FirstParagraph"/>
@@ -7422,8 +7754,8 @@
         <w:t xml:space="preserve">requires additional computation.</w:t>
       </w:r>
     </w:p>
-    <w:bookmarkEnd w:id="22"/>
-    <w:bookmarkStart w:id="24" w:name="Xda229261f2cecd71f52256911ebcbbc10725fee"/>
+    <w:bookmarkEnd w:id="27"/>
+    <w:bookmarkStart w:id="29" w:name="Xda229261f2cecd71f52256911ebcbbc10725fee"/>
     <w:p>
       <w:pPr>
         <w:pStyle w:val="Heading3"/>
@@ -7436,17 +7768,17 @@
       <w:pPr>
         <w:pStyle w:val="FirstParagraph"/>
       </w:pPr>
-      <w:ins w:id="71" w:author="PR Preview" w:date="2024-01-01T00:00:00Z">
+      <w:ins w:id="70" w:author="PR Preview" w:date="2024-01-01T00:00:00Z">
         <w:r>
           <w:t xml:space="preserve">A related family of models,</w:t>
         </w:r>
       </w:ins>
-      <w:ins w:id="71" w:author="PR Preview" w:date="2024-01-01T00:00:00Z">
+      <w:ins w:id="70" w:author="PR Preview" w:date="2024-01-01T00:00:00Z">
         <w:r>
           <w:t xml:space="preserve"> </w:t>
         </w:r>
       </w:ins>
-      <w:ins w:id="71" w:author="PR Preview" w:date="2024-01-01T00:00:00Z">
+      <w:ins w:id="70" w:author="PR Preview" w:date="2024-01-01T00:00:00Z">
         <w:r>
           <w:rPr>
             <w:b/>
@@ -7455,22 +7787,22 @@
           <w:t xml:space="preserve">rank-preserving structural failure time models</w:t>
         </w:r>
       </w:ins>
-      <w:ins w:id="71" w:author="PR Preview" w:date="2024-01-01T00:00:00Z">
+      <w:ins w:id="70" w:author="PR Preview" w:date="2024-01-01T00:00:00Z">
         <w:r>
           <w:t xml:space="preserve"> </w:t>
         </w:r>
       </w:ins>
-      <w:ins w:id="71" w:author="PR Preview" w:date="2024-01-01T00:00:00Z">
+      <w:ins w:id="70" w:author="PR Preview" w:date="2024-01-01T00:00:00Z">
         <w:r>
           <w:t xml:space="preserve">(RP-SFTMs),</w:t>
         </w:r>
       </w:ins>
-      <w:ins w:id="71" w:author="PR Preview" w:date="2024-01-01T00:00:00Z">
+      <w:ins w:id="70" w:author="PR Preview" w:date="2024-01-01T00:00:00Z">
         <w:r>
           <w:t xml:space="preserve"> </w:t>
         </w:r>
       </w:ins>
-      <w:ins w:id="71" w:author="PR Preview" w:date="2024-01-01T00:00:00Z">
+      <w:ins w:id="70" w:author="PR Preview" w:date="2024-01-01T00:00:00Z">
         <w:r>
           <w:t xml:space="preserve">extends g-estimation to survival outcomes.</w:t>
         </w:r>
@@ -7510,7 +7842,7 @@
               <w:spacing w:before="16" w:after="64"/>
             </w:pPr>
           </w:p>
-          <w:bookmarkStart w:id="23" w:name="def-rp-sftm"/>
+          <w:bookmarkStart w:id="28" w:name="def-rp-sftm"/>
           <w:p>
             <w:pPr>
               <w:pStyle w:val="BodyText"/>
@@ -7520,7 +7852,7 @@
                 <w:b/>
                 <w:bCs/>
               </w:rPr>
-              <w:t xml:space="preserve">Definition 7 (Rank-Preserving Structural Failure Time Model (RP-SFTM))</w:t>
+              <w:t xml:space="preserve">Definition 10 (Rank-Preserving Structural Failure Time Model (RP-SFTM))</w:t>
             </w:r>
             <w:r>
               <w:t xml:space="preserve"> </w:t>
@@ -7610,7 +7942,7 @@
               <w:t xml:space="preserve">.</w:t>
             </w:r>
           </w:p>
-          <w:bookmarkEnd w:id="23"/>
+          <w:bookmarkEnd w:id="28"/>
         </w:tc>
       </w:tr>
     </w:tbl>
@@ -7618,12 +7950,12 @@
       <w:pPr>
         <w:pStyle w:val="BodyText"/>
       </w:pPr>
-      <w:ins w:id="72" w:author="PR Preview" w:date="2024-01-01T00:00:00Z">
+      <w:ins w:id="71" w:author="PR Preview" w:date="2024-01-01T00:00:00Z">
         <w:r>
           <w:t xml:space="preserve">G-estimation proceeds by finding the</w:t>
         </w:r>
       </w:ins>
-      <w:ins w:id="72" w:author="PR Preview" w:date="2024-01-01T00:00:00Z">
+      <w:ins w:id="71" w:author="PR Preview" w:date="2024-01-01T00:00:00Z">
         <w:r>
           <w:t xml:space="preserve"> </w:t>
         </w:r>
@@ -7633,47 +7965,47 @@
           <m:t>ψ</m:t>
         </m:r>
       </m:oMath>
-      <w:ins w:id="72" w:author="PR Preview" w:date="2024-01-01T00:00:00Z">
+      <w:ins w:id="71" w:author="PR Preview" w:date="2024-01-01T00:00:00Z">
         <w:r>
           <w:t xml:space="preserve"> </w:t>
         </w:r>
       </w:ins>
-      <w:ins w:id="72" w:author="PR Preview" w:date="2024-01-01T00:00:00Z">
+      <w:ins w:id="71" w:author="PR Preview" w:date="2024-01-01T00:00:00Z">
         <w:r>
           <w:t xml:space="preserve">that makes</w:t>
         </w:r>
       </w:ins>
-      <w:ins w:id="72" w:author="PR Preview" w:date="2024-01-01T00:00:00Z">
+      <w:ins w:id="71" w:author="PR Preview" w:date="2024-01-01T00:00:00Z">
         <w:r>
           <w:t xml:space="preserve"> </w:t>
         </w:r>
       </w:ins>
-      <w:ins w:id="72" w:author="PR Preview" w:date="2024-01-01T00:00:00Z">
+      <w:ins w:id="71" w:author="PR Preview" w:date="2024-01-01T00:00:00Z">
         <w:r>
           <w:t xml:space="preserve">the</w:t>
         </w:r>
       </w:ins>
-      <w:ins w:id="72" w:author="PR Preview" w:date="2024-01-01T00:00:00Z">
+      <w:ins w:id="71" w:author="PR Preview" w:date="2024-01-01T00:00:00Z">
         <w:r>
           <w:t xml:space="preserve"> </w:t>
         </w:r>
       </w:ins>
-      <w:ins w:id="72" w:author="PR Preview" w:date="2024-01-01T00:00:00Z">
+      <w:ins w:id="71" w:author="PR Preview" w:date="2024-01-01T00:00:00Z">
         <w:r>
           <w:t xml:space="preserve">“counterfactual failure time under no treatment”</w:t>
         </w:r>
       </w:ins>
-      <w:ins w:id="72" w:author="PR Preview" w:date="2024-01-01T00:00:00Z">
+      <w:ins w:id="71" w:author="PR Preview" w:date="2024-01-01T00:00:00Z">
         <w:r>
           <w:t xml:space="preserve"> </w:t>
         </w:r>
       </w:ins>
-      <w:ins w:id="72" w:author="PR Preview" w:date="2024-01-01T00:00:00Z">
+      <w:ins w:id="71" w:author="PR Preview" w:date="2024-01-01T00:00:00Z">
         <w:r>
           <w:t xml:space="preserve">independent of</w:t>
         </w:r>
       </w:ins>
-      <w:ins w:id="72" w:author="PR Preview" w:date="2024-01-01T00:00:00Z">
+      <w:ins w:id="71" w:author="PR Preview" w:date="2024-01-01T00:00:00Z">
         <w:r>
           <w:t xml:space="preserve"> </w:t>
         </w:r>
@@ -7692,20 +8024,20 @@
           </m:sub>
         </m:sSub>
       </m:oMath>
-      <w:ins w:id="72" w:author="PR Preview" w:date="2024-01-01T00:00:00Z">
+      <w:ins w:id="71" w:author="PR Preview" w:date="2024-01-01T00:00:00Z">
         <w:r>
           <w:t xml:space="preserve"> </w:t>
         </w:r>
       </w:ins>
-      <w:ins w:id="72" w:author="PR Preview" w:date="2024-01-01T00:00:00Z">
+      <w:ins w:id="71" w:author="PR Preview" w:date="2024-01-01T00:00:00Z">
         <w:r>
           <w:t xml:space="preserve">given past history.</w:t>
         </w:r>
       </w:ins>
     </w:p>
-    <w:bookmarkEnd w:id="24"/>
-    <w:bookmarkEnd w:id="25"/>
-    <w:bookmarkStart w:id="29" w:name="Xcde987c51993080c17745fe2e76dc551a451fd5"/>
+    <w:bookmarkEnd w:id="29"/>
+    <w:bookmarkEnd w:id="30"/>
+    <w:bookmarkStart w:id="34" w:name="Xcde987c51993080c17745fe2e76dc551a451fd5"/>
     <w:p>
       <w:pPr>
         <w:pStyle w:val="Heading2"/>
@@ -7997,7 +8329,7 @@
         <w:t xml:space="preserve">Restricting analysis to the uncensored introduces selection bias.</w:t>
       </w:r>
     </w:p>
-    <w:bookmarkStart w:id="27" w:name="handling-censoring-via-ip-weighting"/>
+    <w:bookmarkStart w:id="32" w:name="handling-censoring-via-ip-weighting"/>
     <w:p>
       <w:pPr>
         <w:pStyle w:val="Heading3"/>
@@ -8104,7 +8436,7 @@
               <w:spacing w:before="16" w:after="64"/>
             </w:pPr>
           </w:p>
-          <w:bookmarkStart w:id="26" w:name="def-seq-censoring-exchangeability"/>
+          <w:bookmarkStart w:id="31" w:name="def-seq-censoring-exchangeability"/>
           <w:p>
             <w:pPr>
               <w:pStyle w:val="BodyText"/>
@@ -8114,7 +8446,7 @@
                 <w:b/>
                 <w:bCs/>
               </w:rPr>
-              <w:t xml:space="preserve">Definition 8 (Sequential Censoring Exchangeability)</w:t>
+              <w:t xml:space="preserve">Definition 11 (Sequential Censoring Exchangeability)</w:t>
             </w:r>
             <w:r>
               <w:t xml:space="preserve"> </w:t>
@@ -8354,7 +8686,7 @@
               </m:oMath>
             </m:oMathPara>
           </w:p>
-          <w:bookmarkEnd w:id="26"/>
+          <w:bookmarkEnd w:id="31"/>
         </w:tc>
       </w:tr>
     </w:tbl>
@@ -8362,12 +8694,12 @@
       <w:pPr>
         <w:pStyle w:val="FirstParagraph"/>
       </w:pPr>
-      <w:ins w:id="80" w:author="PR Preview" w:date="2024-01-01T00:00:00Z">
+      <w:ins w:id="79" w:author="PR Preview" w:date="2024-01-01T00:00:00Z">
         <w:r>
           <w:t xml:space="preserve">Under this condition, the combined weight</w:t>
         </w:r>
       </w:ins>
-      <w:ins w:id="80" w:author="PR Preview" w:date="2024-01-01T00:00:00Z">
+      <w:ins w:id="79" w:author="PR Preview" w:date="2024-01-01T00:00:00Z">
         <w:r>
           <w:t xml:space="preserve"> </w:t>
         </w:r>
@@ -8440,22 +8772,22 @@
           </m:sup>
         </m:sSup>
       </m:oMath>
-      <w:ins w:id="80" w:author="PR Preview" w:date="2024-01-01T00:00:00Z">
+      <w:ins w:id="79" w:author="PR Preview" w:date="2024-01-01T00:00:00Z">
         <w:r>
           <w:t xml:space="preserve"> </w:t>
         </w:r>
       </w:ins>
-      <w:ins w:id="80" w:author="PR Preview" w:date="2024-01-01T00:00:00Z">
+      <w:ins w:id="79" w:author="PR Preview" w:date="2024-01-01T00:00:00Z">
         <w:r>
           <w:t xml:space="preserve">consistently estimates</w:t>
         </w:r>
       </w:ins>
-      <w:ins w:id="80" w:author="PR Preview" w:date="2024-01-01T00:00:00Z">
+      <w:ins w:id="79" w:author="PR Preview" w:date="2024-01-01T00:00:00Z">
         <w:r>
           <w:t xml:space="preserve"> </w:t>
         </w:r>
       </w:ins>
-      <w:ins w:id="80" w:author="PR Preview" w:date="2024-01-01T00:00:00Z">
+      <w:ins w:id="79" w:author="PR Preview" w:date="2024-01-01T00:00:00Z">
         <w:r>
           <w:t xml:space="preserve">the counterfactual mean in the uncensored pseudo-population.</w:t>
         </w:r>
@@ -8627,8 +8959,8 @@
         <w:t xml:space="preserve">See Fine Point 17.1 in Chapter 17.</w:t>
       </w:r>
     </w:p>
-    <w:bookmarkEnd w:id="27"/>
-    <w:bookmarkStart w:id="28" w:name="g-formula-with-censoring"/>
+    <w:bookmarkEnd w:id="32"/>
+    <w:bookmarkStart w:id="33" w:name="g-formula-with-censoring"/>
     <w:p>
       <w:pPr>
         <w:pStyle w:val="Heading3"/>
@@ -8876,9 +9208,9 @@
         <w:t xml:space="preserve">and do not censor anyone.”</w:t>
       </w:r>
     </w:p>
-    <w:bookmarkEnd w:id="28"/>
-    <w:bookmarkEnd w:id="29"/>
-    <w:bookmarkStart w:id="32" w:name="the-big-g-formula-p.-300"/>
+    <w:bookmarkEnd w:id="33"/>
+    <w:bookmarkEnd w:id="34"/>
+    <w:bookmarkStart w:id="38" w:name="the-big-g-formula-p.-300"/>
     <w:p>
       <w:pPr>
         <w:pStyle w:val="Heading2"/>
@@ -8976,7 +9308,7 @@
               <w:spacing w:before="16" w:after="64"/>
             </w:pPr>
           </w:p>
-          <w:bookmarkStart w:id="30" w:name="def-big-g-formula"/>
+          <w:bookmarkStart w:id="35" w:name="def-big-g-formula"/>
           <w:p>
             <w:pPr>
               <w:pStyle w:val="BodyText"/>
@@ -8986,7 +9318,7 @@
                 <w:b/>
                 <w:bCs/>
               </w:rPr>
-              <w:t xml:space="preserve">Definition 9 (The Big G-Formula)</w:t>
+              <w:t xml:space="preserve">Definition 12 (The Big G-Formula)</w:t>
             </w:r>
             <w:r>
               <w:t xml:space="preserve"> </w:t>
@@ -9640,7 +9972,7 @@
               <w:t xml:space="preserve">with no censoring.</w:t>
             </w:r>
           </w:p>
-          <w:bookmarkEnd w:id="30"/>
+          <w:bookmarkEnd w:id="35"/>
         </w:tc>
       </w:tr>
     </w:tbl>
@@ -9664,7 +9996,7 @@
         <w:t xml:space="preserve">given correct models for the covariate and outcome processes.</w:t>
       </w:r>
     </w:p>
-    <w:bookmarkStart w:id="31" w:name="practical-implementation"/>
+    <w:bookmarkStart w:id="37" w:name="practical-implementation"/>
     <w:p>
       <w:pPr>
         <w:pStyle w:val="Heading3"/>
@@ -9693,6 +10025,31 @@
       <w:r>
         <w:t xml:space="preserve">:</w:t>
       </w:r>
+    </w:p>
+    <w:bookmarkStart w:id="36" w:name="alg-g-computation"/>
+    <w:p>
+      <w:pPr>
+        <w:pStyle w:val="BodyText"/>
+      </w:pPr>
+      <w:ins w:id="1091" w:author="PR Preview" w:date="2024-01-01T00:00:00Z">
+        <w:r>
+          <w:rPr>
+            <w:b/>
+            <w:bCs/>
+          </w:rPr>
+          <w:t xml:space="preserve">Algorithm 3 (Parametric G-Computation Algorithm)</w:t>
+        </w:r>
+      </w:ins>
+      <w:ins w:id="1091" w:author="PR Preview" w:date="2024-01-01T00:00:00Z">
+        <w:r>
+          <w:t xml:space="preserve"> </w:t>
+        </w:r>
+      </w:ins>
+      <w:ins w:id="1091" w:author="PR Preview" w:date="2024-01-01T00:00:00Z">
+        <w:r>
+          <w:t xml:space="preserve"> </w:t>
+        </w:r>
+      </w:ins>
     </w:p>
     <w:p>
       <w:pPr>
@@ -10409,6 +10766,7 @@
         <w:t xml:space="preserve">Average the predictions.</w:t>
       </w:r>
     </w:p>
+    <w:bookmarkEnd w:id="36"/>
     <w:p>
       <w:pPr>
         <w:pStyle w:val="FirstParagraph"/>
@@ -10691,9 +11049,9 @@
         <w:t xml:space="preserve">provides informal evidence that neither set is grossly misspecified.</w:t>
       </w:r>
     </w:p>
-    <w:bookmarkEnd w:id="31"/>
-    <w:bookmarkEnd w:id="32"/>
-    <w:bookmarkStart w:id="33" w:name="summary"/>
+    <w:bookmarkEnd w:id="37"/>
+    <w:bookmarkEnd w:id="38"/>
+    <w:bookmarkStart w:id="39" w:name="summary"/>
     <w:p>
       <w:pPr>
         <w:pStyle w:val="Heading2"/>
@@ -11469,8 +11827,8 @@
         <w:t xml:space="preserve">under joint interventions on treatment and censoring.</w:t>
       </w:r>
     </w:p>
-    <w:bookmarkEnd w:id="33"/>
-    <w:bookmarkStart w:id="37" w:name="references"/>
+    <w:bookmarkEnd w:id="39"/>
+    <w:bookmarkStart w:id="43" w:name="references"/>
     <w:p>
       <w:pPr>
         <w:pStyle w:val="Heading2"/>
@@ -11486,8 +11844,8 @@
         </w:pict>
       </w:r>
     </w:p>
-    <w:bookmarkStart w:id="36" w:name="refs"/>
-    <w:bookmarkStart w:id="35" w:name="ref-hernan2020causal"/>
+    <w:bookmarkStart w:id="42" w:name="refs"/>
+    <w:bookmarkStart w:id="41" w:name="ref-hernan2020causal"/>
     <w:p>
       <w:pPr>
         <w:pStyle w:val="Bibliography"/>
@@ -11511,7 +11869,7 @@
       <w:r>
         <w:t xml:space="preserve"> </w:t>
       </w:r>
-      <w:hyperlink r:id="rId34">
+      <w:hyperlink r:id="rId40">
         <w:r>
           <w:rPr>
             <w:rStyle w:val="Hyperlink"/>
@@ -11523,9 +11881,9 @@
         <w:t xml:space="preserve">.</w:t>
       </w:r>
     </w:p>
-    <w:bookmarkEnd w:id="35"/>
-    <w:bookmarkEnd w:id="36"/>
-    <w:bookmarkEnd w:id="37"/>
+    <w:bookmarkEnd w:id="41"/>
+    <w:bookmarkEnd w:id="42"/>
+    <w:bookmarkEnd w:id="43"/>
     <w:sectPr>
       <w:footnotePr>
         <w:numRestart w:val="eachSect"/>
